--- a/word/Capsula_05_Crea_y_configura_una_tarea.docx
+++ b/word/Capsula_05_Crea_y_configura_una_tarea.docx
@@ -2,6 +2,52 @@
 <file path=word/document.xml><?xml version="1.0" encoding="utf-8"?>
 <w:document xmlns:wpc="http://schemas.microsoft.com/office/word/2010/wordprocessingCanvas" xmlns:mc="http://schemas.openxmlformats.org/markup-compatibility/2006" xmlns:o="urn:schemas-microsoft-com:office:office" xmlns:r="http://schemas.openxmlformats.org/officeDocument/2006/relationships" xmlns:m="http://schemas.openxmlformats.org/officeDocument/2006/math" xmlns:v="urn:schemas-microsoft-com:vml" xmlns:wp14="http://schemas.microsoft.com/office/word/2010/wordprocessingDrawing" xmlns:wp="http://schemas.openxmlformats.org/drawingml/2006/wordprocessingDrawing" xmlns:w10="urn:schemas-microsoft-com:office:word" xmlns:w="http://schemas.openxmlformats.org/wordprocessingml/2006/main" xmlns:w14="http://schemas.microsoft.com/office/word/2010/wordml" xmlns:w15="http://schemas.microsoft.com/office/word/2012/wordml" xmlns:wpg="http://schemas.microsoft.com/office/word/2010/wordprocessingGroup" xmlns:wpi="http://schemas.microsoft.com/office/word/2010/wordprocessingInk" xmlns:wne="http://schemas.microsoft.com/office/word/2006/wordml" xmlns:wps="http://schemas.microsoft.com/office/word/2010/wordprocessingShape" xmlns:cx="http://schemas.microsoft.com/office/drawing/2014/chartex" xmlns:cx1="http://schemas.microsoft.com/office/drawing/2015/9/8/chartex" xmlns:cx2="http://schemas.microsoft.com/office/drawing/2015/10/21/chartex" xmlns:cx3="http://schemas.microsoft.com/office/drawing/2016/5/9/chartex" xmlns:cx4="http://schemas.microsoft.com/office/drawing/2016/5/10/chartex" xmlns:cx5="http://schemas.microsoft.com/office/drawing/2016/5/11/chartex" xmlns:cx6="http://schemas.microsoft.com/office/drawing/2016/5/12/chartex" xmlns:cx7="http://schemas.microsoft.com/office/drawing/2016/5/13/chartex" xmlns:cx8="http://schemas.microsoft.com/office/drawing/2016/5/14/chartex" xmlns:aink="http://schemas.microsoft.com/office/drawing/2016/ink" xmlns:am3d="http://schemas.microsoft.com/office/drawing/2017/model3d" xmlns:w16cex="http://schemas.microsoft.com/office/word/2018/wordml/cex" xmlns:w16cid="http://schemas.microsoft.com/office/word/2016/wordml/cid" xmlns:w16="http://schemas.microsoft.com/office/word/2018/wordml" xmlns:w16sdtdh="http://schemas.microsoft.com/office/word/2020/wordml/sdtdatahash" xmlns:w16se="http://schemas.microsoft.com/office/word/2015/wordml/symex" mc:Ignorable="w14 w15 wp14">
   <w:body>
+    <w:p>
+      <w:pPr>
+        <w:spacing w:after="200"/>
+        <w:jc w:val="center"/>
+      </w:pPr>
+      <w:r>
+        <w:drawing>
+          <wp:inline distT="0" distB="0" distL="0" distR="0">
+            <wp:extent cx="5143500" cy="914400"/>
+            <wp:effectExtent t="0" r="0" b="0" l="0"/>
+            <wp:docPr id="5" name="logos" descr="Universidad de San Buenaventura, Acreditación Institucional Multicampus de Alta Calidad y CEA" title="Logos institucionales"/>
+            <wp:cNvGraphicFramePr>
+              <a:graphicFrameLocks xmlns:a="http://schemas.openxmlformats.org/drawingml/2006/main" noChangeAspect="1"/>
+            </wp:cNvGraphicFramePr>
+            <a:graphic xmlns:a="http://schemas.openxmlformats.org/drawingml/2006/main">
+              <a:graphicData uri="http://schemas.openxmlformats.org/drawingml/2006/picture">
+                <pic:pic xmlns:pic="http://schemas.openxmlformats.org/drawingml/2006/picture">
+                  <pic:nvPicPr>
+                    <pic:cNvPr id="0" name="" descr=""/>
+                    <pic:cNvPicPr>
+                      <a:picLocks noChangeAspect="1" noChangeArrowheads="1"/>
+                    </pic:cNvPicPr>
+                  </pic:nvPicPr>
+                  <pic:blipFill>
+                    <a:blip r:embed="rId9" cstate="none"/>
+                    <a:srcRect/>
+                    <a:stretch>
+                      <a:fillRect/>
+                    </a:stretch>
+                  </pic:blipFill>
+                  <pic:spPr bwMode="auto">
+                    <a:xfrm>
+                      <a:off x="0" y="0"/>
+                      <a:ext cx="5143500" cy="914400"/>
+                    </a:xfrm>
+                    <a:prstGeom prst="rect">
+                      <a:avLst/>
+                    </a:prstGeom>
+                  </pic:spPr>
+                </pic:pic>
+              </a:graphicData>
+            </a:graphic>
+          </wp:inline>
+        </w:drawing>
+      </w:r>
+    </w:p>
     <w:tbl>
       <w:tblPr>
         <w:tblW w:type="dxa" w:w="10080"/>
@@ -28,7 +74,7 @@
               <w:bottom w:val="none" w:color="FFFFFF" w:sz="0"/>
               <w:right w:val="none" w:color="FFFFFF" w:sz="0"/>
             </w:tcBorders>
-            <w:shd w:fill="1D4ED8" w:color="auto" w:val="clear"/>
+            <w:shd w:fill="0B6F86" w:color="auto" w:val="clear"/>
             <w:tcMar>
               <w:top w:type="dxa" w:w="360"/>
               <w:left w:type="dxa" w:w="360"/>
@@ -72,6 +118,14 @@
         </w:tc>
       </w:tr>
     </w:tbl>
+    <w:p>
+      <w:pPr>
+        <w:pBdr>
+          <w:top w:val="single" w:color="EF7D00" w:sz="36" w:space="0"/>
+        </w:pBdr>
+        <w:spacing w:after="0"/>
+      </w:pPr>
+    </w:p>
     <w:tbl>
       <w:tblPr>
         <w:tblW w:type="dxa" w:w="10080"/>
@@ -81,7 +135,7 @@
           <w:bottom w:val="none" w:color="FFFFFF" w:sz="0"/>
           <w:right w:val="none" w:color="FFFFFF" w:sz="0"/>
           <w:insideH w:val="none" w:color="FFFFFF" w:sz="0"/>
-          <w:insideV w:val="single" w:color="E5E7EB" w:sz="4"/>
+          <w:insideV w:val="single" w:color="E2E2DF" w:sz="4"/>
         </w:tblBorders>
         <w:tblLayout w:type="fixed"/>
       </w:tblPr>
@@ -95,7 +149,7 @@
         <w:tc>
           <w:tcPr>
             <w:tcW w:type="dxa" w:w="2520"/>
-            <w:shd w:fill="EAF0FD" w:color="auto" w:val="clear"/>
+            <w:shd w:fill="E4F3F6" w:color="auto" w:val="clear"/>
             <w:tcMar>
               <w:top w:type="dxa" w:w="140"/>
               <w:left w:type="dxa" w:w="200"/>
@@ -112,7 +166,7 @@
                 <w:rFonts w:ascii="Calibri" w:cs="Calibri" w:eastAsia="Calibri" w:hAnsi="Calibri"/>
                 <w:b/>
                 <w:bCs/>
-                <w:color w:val="4B5563"/>
+                <w:color w:val="5C5C5A"/>
                 <w:spacing w:val="20"/>
                 <w:sz w:val="15"/>
                 <w:szCs w:val="15"/>
@@ -126,7 +180,7 @@
                 <w:rFonts w:ascii="Calibri" w:cs="Calibri" w:eastAsia="Calibri" w:hAnsi="Calibri"/>
                 <w:b/>
                 <w:bCs/>
-                <w:color w:val="1F2937"/>
+                <w:color w:val="1D1D1B"/>
                 <w:sz w:val="20"/>
                 <w:szCs w:val="20"/>
               </w:rPr>
@@ -137,7 +191,7 @@
         <w:tc>
           <w:tcPr>
             <w:tcW w:type="dxa" w:w="2520"/>
-            <w:shd w:fill="EAF0FD" w:color="auto" w:val="clear"/>
+            <w:shd w:fill="E4F3F6" w:color="auto" w:val="clear"/>
             <w:tcMar>
               <w:top w:type="dxa" w:w="140"/>
               <w:left w:type="dxa" w:w="200"/>
@@ -154,7 +208,7 @@
                 <w:rFonts w:ascii="Calibri" w:cs="Calibri" w:eastAsia="Calibri" w:hAnsi="Calibri"/>
                 <w:b/>
                 <w:bCs/>
-                <w:color w:val="4B5563"/>
+                <w:color w:val="5C5C5A"/>
                 <w:spacing w:val="20"/>
                 <w:sz w:val="15"/>
                 <w:szCs w:val="15"/>
@@ -168,7 +222,7 @@
                 <w:rFonts w:ascii="Calibri" w:cs="Calibri" w:eastAsia="Calibri" w:hAnsi="Calibri"/>
                 <w:b/>
                 <w:bCs/>
-                <w:color w:val="1F2937"/>
+                <w:color w:val="1D1D1B"/>
                 <w:sz w:val="20"/>
                 <w:szCs w:val="20"/>
               </w:rPr>
@@ -179,7 +233,7 @@
         <w:tc>
           <w:tcPr>
             <w:tcW w:type="dxa" w:w="2520"/>
-            <w:shd w:fill="EAF0FD" w:color="auto" w:val="clear"/>
+            <w:shd w:fill="E4F3F6" w:color="auto" w:val="clear"/>
             <w:tcMar>
               <w:top w:type="dxa" w:w="140"/>
               <w:left w:type="dxa" w:w="200"/>
@@ -196,7 +250,7 @@
                 <w:rFonts w:ascii="Calibri" w:cs="Calibri" w:eastAsia="Calibri" w:hAnsi="Calibri"/>
                 <w:b/>
                 <w:bCs/>
-                <w:color w:val="4B5563"/>
+                <w:color w:val="5C5C5A"/>
                 <w:spacing w:val="20"/>
                 <w:sz w:val="15"/>
                 <w:szCs w:val="15"/>
@@ -210,7 +264,7 @@
                 <w:rFonts w:ascii="Calibri" w:cs="Calibri" w:eastAsia="Calibri" w:hAnsi="Calibri"/>
                 <w:b/>
                 <w:bCs/>
-                <w:color w:val="1F2937"/>
+                <w:color w:val="1D1D1B"/>
                 <w:sz w:val="20"/>
                 <w:szCs w:val="20"/>
               </w:rPr>
@@ -221,7 +275,7 @@
         <w:tc>
           <w:tcPr>
             <w:tcW w:type="dxa" w:w="2520"/>
-            <w:shd w:fill="EAF0FD" w:color="auto" w:val="clear"/>
+            <w:shd w:fill="E4F3F6" w:color="auto" w:val="clear"/>
             <w:tcMar>
               <w:top w:type="dxa" w:w="140"/>
               <w:left w:type="dxa" w:w="200"/>
@@ -238,7 +292,7 @@
                 <w:rFonts w:ascii="Calibri" w:cs="Calibri" w:eastAsia="Calibri" w:hAnsi="Calibri"/>
                 <w:b/>
                 <w:bCs/>
-                <w:color w:val="4B5563"/>
+                <w:color w:val="5C5C5A"/>
                 <w:spacing w:val="20"/>
                 <w:sz w:val="15"/>
                 <w:szCs w:val="15"/>
@@ -252,7 +306,7 @@
                 <w:rFonts w:ascii="Calibri" w:cs="Calibri" w:eastAsia="Calibri" w:hAnsi="Calibri"/>
                 <w:b/>
                 <w:bCs/>
-                <w:color w:val="1F2937"/>
+                <w:color w:val="1D1D1B"/>
                 <w:sz w:val="20"/>
                 <w:szCs w:val="20"/>
               </w:rPr>
@@ -272,7 +326,7 @@
         <w:pStyle w:val="Heading1"/>
         <w:keepNext/>
         <w:pBdr>
-          <w:bottom w:val="single" w:color="1D4ED8" w:sz="8" w:space="4"/>
+          <w:bottom w:val="single" w:color="0B6F86" w:sz="18" w:space="4"/>
         </w:pBdr>
         <w:spacing w:after="160" w:before="360"/>
       </w:pPr>
@@ -281,11 +335,11 @@
           <w:rFonts w:ascii="Calibri" w:cs="Calibri" w:eastAsia="Calibri" w:hAnsi="Calibri"/>
           <w:b/>
           <w:bCs/>
-          <w:color w:val="1D4ED8"/>
-          <w:sz w:val="30"/>
-          <w:szCs w:val="30"/>
-        </w:rPr>
-        <w:t xml:space="preserve">¿Qué lograrás?</w:t>
+          <w:color w:val="1D1D1B"/>
+          <w:sz w:val="28"/>
+          <w:szCs w:val="28"/>
+        </w:rPr>
+        <w:t xml:space="preserve">¿QUÉ LOGRARÁS?</w:t>
       </w:r>
     </w:p>
     <w:tbl>
@@ -310,11 +364,11 @@
             <w:tcW w:type="dxa" w:w="10080"/>
             <w:tcBorders>
               <w:top w:val="none" w:color="FFFFFF" w:sz="0"/>
-              <w:left w:val="single" w:color="1D4ED8" w:sz="24"/>
+              <w:left w:val="single" w:color="0B6F86" w:sz="24"/>
               <w:bottom w:val="none" w:color="FFFFFF" w:sz="0"/>
               <w:right w:val="none" w:color="FFFFFF" w:sz="0"/>
             </w:tcBorders>
-            <w:shd w:fill="EAF0FD" w:color="auto" w:val="clear"/>
+            <w:shd w:fill="E4F3F6" w:color="auto" w:val="clear"/>
             <w:tcMar>
               <w:top w:type="dxa" w:w="160"/>
               <w:left w:type="dxa" w:w="240"/>
@@ -331,7 +385,7 @@
                 <w:rFonts w:ascii="Calibri" w:cs="Calibri" w:eastAsia="Calibri" w:hAnsi="Calibri"/>
                 <w:b/>
                 <w:bCs/>
-                <w:color w:val="1D4ED8"/>
+                <w:color w:val="0B6F86"/>
                 <w:spacing w:val="20"/>
                 <w:sz w:val="17"/>
                 <w:szCs w:val="17"/>
@@ -346,7 +400,7 @@
             <w:r>
               <w:rPr>
                 <w:rFonts w:ascii="Calibri" w:cs="Calibri" w:eastAsia="Calibri" w:hAnsi="Calibri"/>
-                <w:color w:val="1F2937"/>
+                <w:color w:val="1D1D1B"/>
                 <w:sz w:val="23"/>
                 <w:szCs w:val="23"/>
               </w:rPr>
@@ -366,7 +420,7 @@
         <w:pStyle w:val="Heading1"/>
         <w:keepNext/>
         <w:pBdr>
-          <w:bottom w:val="single" w:color="1D4ED8" w:sz="8" w:space="4"/>
+          <w:bottom w:val="single" w:color="0B6F86" w:sz="18" w:space="4"/>
         </w:pBdr>
         <w:spacing w:after="160" w:before="360"/>
       </w:pPr>
@@ -375,11 +429,11 @@
           <w:rFonts w:ascii="Calibri" w:cs="Calibri" w:eastAsia="Calibri" w:hAnsi="Calibri"/>
           <w:b/>
           <w:bCs/>
-          <w:color w:val="1D4ED8"/>
-          <w:sz w:val="30"/>
-          <w:szCs w:val="30"/>
-        </w:rPr>
-        <w:t xml:space="preserve">Para empezar</w:t>
+          <w:color w:val="1D1D1B"/>
+          <w:sz w:val="28"/>
+          <w:szCs w:val="28"/>
+        </w:rPr>
+        <w:t xml:space="preserve">PARA EMPEZAR</w:t>
       </w:r>
     </w:p>
     <w:p>
@@ -389,7 +443,7 @@
       <w:r>
         <w:rPr>
           <w:rFonts w:ascii="Calibri" w:cs="Calibri" w:eastAsia="Calibri" w:hAnsi="Calibri"/>
-          <w:color w:val="1F2937"/>
+          <w:color w:val="1D1D1B"/>
           <w:sz w:val="22"/>
           <w:szCs w:val="22"/>
         </w:rPr>
@@ -403,7 +457,7 @@
       <w:r>
         <w:rPr>
           <w:rFonts w:ascii="Calibri" w:cs="Calibri" w:eastAsia="Calibri" w:hAnsi="Calibri"/>
-          <w:color w:val="1F2937"/>
+          <w:color w:val="1D1D1B"/>
           <w:sz w:val="22"/>
           <w:szCs w:val="22"/>
         </w:rPr>
@@ -421,7 +475,7 @@
           <w:rFonts w:ascii="Calibri" w:cs="Calibri" w:eastAsia="Calibri" w:hAnsi="Calibri"/>
           <w:b/>
           <w:bCs/>
-          <w:color w:val="1F2937"/>
+          <w:color w:val="1D1D1B"/>
           <w:sz w:val="23"/>
           <w:szCs w:val="23"/>
         </w:rPr>
@@ -440,7 +494,7 @@
       <w:r>
         <w:rPr>
           <w:rFonts w:ascii="Calibri" w:cs="Calibri" w:eastAsia="Calibri" w:hAnsi="Calibri"/>
-          <w:color w:val="1F2937"/>
+          <w:color w:val="1D1D1B"/>
           <w:sz w:val="22"/>
           <w:szCs w:val="22"/>
         </w:rPr>
@@ -459,7 +513,7 @@
       <w:r>
         <w:rPr>
           <w:rFonts w:ascii="Calibri" w:cs="Calibri" w:eastAsia="Calibri" w:hAnsi="Calibri"/>
-          <w:color w:val="1F2937"/>
+          <w:color w:val="1D1D1B"/>
           <w:sz w:val="22"/>
           <w:szCs w:val="22"/>
         </w:rPr>
@@ -478,7 +532,7 @@
       <w:r>
         <w:rPr>
           <w:rFonts w:ascii="Calibri" w:cs="Calibri" w:eastAsia="Calibri" w:hAnsi="Calibri"/>
-          <w:color w:val="1F2937"/>
+          <w:color w:val="1D1D1B"/>
           <w:sz w:val="22"/>
           <w:szCs w:val="22"/>
         </w:rPr>
@@ -490,7 +544,7 @@
         <w:pStyle w:val="Heading1"/>
         <w:keepNext/>
         <w:pBdr>
-          <w:bottom w:val="single" w:color="1D4ED8" w:sz="8" w:space="4"/>
+          <w:bottom w:val="single" w:color="0B6F86" w:sz="18" w:space="4"/>
         </w:pBdr>
         <w:spacing w:after="160" w:before="360"/>
       </w:pPr>
@@ -499,11 +553,11 @@
           <w:rFonts w:ascii="Calibri" w:cs="Calibri" w:eastAsia="Calibri" w:hAnsi="Calibri"/>
           <w:b/>
           <w:bCs/>
-          <w:color w:val="1D4ED8"/>
-          <w:sz w:val="30"/>
-          <w:szCs w:val="30"/>
-        </w:rPr>
-        <w:t xml:space="preserve">Paso a paso</w:t>
+          <w:color w:val="1D1D1B"/>
+          <w:sz w:val="28"/>
+          <w:szCs w:val="28"/>
+        </w:rPr>
+        <w:t xml:space="preserve">PASO A PASO</w:t>
       </w:r>
     </w:p>
     <w:p>
@@ -511,9 +565,9 @@
         <w:pStyle w:val="Heading2"/>
         <w:keepNext/>
         <w:pBdr>
-          <w:left w:val="single" w:color="1D4ED8" w:sz="24" w:space="8"/>
+          <w:left w:val="single" w:color="0B6F86" w:sz="36" w:space="8"/>
         </w:pBdr>
-        <w:shd w:fill="EAF0FD" w:color="auto" w:val="clear"/>
+        <w:shd w:fill="E4F3F6" w:color="auto" w:val="clear"/>
         <w:spacing w:after="100" w:before="280"/>
         <w:ind w:left="160"/>
       </w:pPr>
@@ -522,7 +576,7 @@
           <w:rFonts w:ascii="Calibri" w:cs="Calibri" w:eastAsia="Calibri" w:hAnsi="Calibri"/>
           <w:b/>
           <w:bCs/>
-          <w:color w:val="1D4ED8"/>
+          <w:color w:val="0B6F86"/>
           <w:spacing w:val="20"/>
           <w:sz w:val="18"/>
           <w:szCs w:val="18"/>
@@ -540,7 +594,7 @@
           <w:rFonts w:ascii="Calibri" w:cs="Calibri" w:eastAsia="Calibri" w:hAnsi="Calibri"/>
           <w:b/>
           <w:bCs/>
-          <w:color w:val="1F2937"/>
+          <w:color w:val="1D1D1B"/>
           <w:sz w:val="24"/>
           <w:szCs w:val="24"/>
         </w:rPr>
@@ -559,7 +613,7 @@
       <w:r>
         <w:rPr>
           <w:rFonts w:ascii="Calibri" w:cs="Calibri" w:eastAsia="Calibri" w:hAnsi="Calibri"/>
-          <w:color w:val="1F2937"/>
+          <w:color w:val="1D1D1B"/>
           <w:sz w:val="22"/>
           <w:szCs w:val="22"/>
         </w:rPr>
@@ -571,9 +625,9 @@
         <w:pStyle w:val="Heading2"/>
         <w:keepNext/>
         <w:pBdr>
-          <w:left w:val="single" w:color="1D4ED8" w:sz="24" w:space="8"/>
+          <w:left w:val="single" w:color="0B6F86" w:sz="36" w:space="8"/>
         </w:pBdr>
-        <w:shd w:fill="EAF0FD" w:color="auto" w:val="clear"/>
+        <w:shd w:fill="E4F3F6" w:color="auto" w:val="clear"/>
         <w:spacing w:after="100" w:before="280"/>
         <w:ind w:left="160"/>
       </w:pPr>
@@ -582,7 +636,7 @@
           <w:rFonts w:ascii="Calibri" w:cs="Calibri" w:eastAsia="Calibri" w:hAnsi="Calibri"/>
           <w:b/>
           <w:bCs/>
-          <w:color w:val="1D4ED8"/>
+          <w:color w:val="0B6F86"/>
           <w:spacing w:val="20"/>
           <w:sz w:val="18"/>
           <w:szCs w:val="18"/>
@@ -600,7 +654,7 @@
           <w:rFonts w:ascii="Calibri" w:cs="Calibri" w:eastAsia="Calibri" w:hAnsi="Calibri"/>
           <w:b/>
           <w:bCs/>
-          <w:color w:val="1F2937"/>
+          <w:color w:val="1D1D1B"/>
           <w:sz w:val="24"/>
           <w:szCs w:val="24"/>
         </w:rPr>
@@ -619,7 +673,7 @@
       <w:r>
         <w:rPr>
           <w:rFonts w:ascii="Calibri" w:cs="Calibri" w:eastAsia="Calibri" w:hAnsi="Calibri"/>
-          <w:color w:val="1F2937"/>
+          <w:color w:val="1D1D1B"/>
           <w:sz w:val="22"/>
           <w:szCs w:val="22"/>
         </w:rPr>
@@ -638,7 +692,7 @@
       <w:r>
         <w:rPr>
           <w:rFonts w:ascii="Calibri" w:cs="Calibri" w:eastAsia="Calibri" w:hAnsi="Calibri"/>
-          <w:color w:val="1F2937"/>
+          <w:color w:val="1D1D1B"/>
           <w:sz w:val="22"/>
           <w:szCs w:val="22"/>
         </w:rPr>
@@ -657,7 +711,7 @@
       <w:r>
         <w:rPr>
           <w:rFonts w:ascii="Calibri" w:cs="Calibri" w:eastAsia="Calibri" w:hAnsi="Calibri"/>
-          <w:color w:val="1F2937"/>
+          <w:color w:val="1D1D1B"/>
           <w:sz w:val="22"/>
           <w:szCs w:val="22"/>
         </w:rPr>
@@ -676,7 +730,7 @@
       <w:r>
         <w:rPr>
           <w:rFonts w:ascii="Calibri" w:cs="Calibri" w:eastAsia="Calibri" w:hAnsi="Calibri"/>
-          <w:color w:val="1F2937"/>
+          <w:color w:val="1D1D1B"/>
           <w:sz w:val="22"/>
           <w:szCs w:val="22"/>
         </w:rPr>
@@ -688,9 +742,9 @@
         <w:pStyle w:val="Heading2"/>
         <w:keepNext/>
         <w:pBdr>
-          <w:left w:val="single" w:color="1D4ED8" w:sz="24" w:space="8"/>
+          <w:left w:val="single" w:color="0B6F86" w:sz="36" w:space="8"/>
         </w:pBdr>
-        <w:shd w:fill="EAF0FD" w:color="auto" w:val="clear"/>
+        <w:shd w:fill="E4F3F6" w:color="auto" w:val="clear"/>
         <w:spacing w:after="100" w:before="280"/>
         <w:ind w:left="160"/>
       </w:pPr>
@@ -699,7 +753,7 @@
           <w:rFonts w:ascii="Calibri" w:cs="Calibri" w:eastAsia="Calibri" w:hAnsi="Calibri"/>
           <w:b/>
           <w:bCs/>
-          <w:color w:val="1D4ED8"/>
+          <w:color w:val="0B6F86"/>
           <w:spacing w:val="20"/>
           <w:sz w:val="18"/>
           <w:szCs w:val="18"/>
@@ -717,7 +771,7 @@
           <w:rFonts w:ascii="Calibri" w:cs="Calibri" w:eastAsia="Calibri" w:hAnsi="Calibri"/>
           <w:b/>
           <w:bCs/>
-          <w:color w:val="1F2937"/>
+          <w:color w:val="1D1D1B"/>
           <w:sz w:val="24"/>
           <w:szCs w:val="24"/>
         </w:rPr>
@@ -736,7 +790,7 @@
       <w:r>
         <w:rPr>
           <w:rFonts w:ascii="Calibri" w:cs="Calibri" w:eastAsia="Calibri" w:hAnsi="Calibri"/>
-          <w:color w:val="1F2937"/>
+          <w:color w:val="1D1D1B"/>
           <w:sz w:val="22"/>
           <w:szCs w:val="22"/>
         </w:rPr>
@@ -755,7 +809,7 @@
       <w:r>
         <w:rPr>
           <w:rFonts w:ascii="Calibri" w:cs="Calibri" w:eastAsia="Calibri" w:hAnsi="Calibri"/>
-          <w:color w:val="1F2937"/>
+          <w:color w:val="1D1D1B"/>
           <w:sz w:val="22"/>
           <w:szCs w:val="22"/>
         </w:rPr>
@@ -774,7 +828,7 @@
       <w:r>
         <w:rPr>
           <w:rFonts w:ascii="Calibri" w:cs="Calibri" w:eastAsia="Calibri" w:hAnsi="Calibri"/>
-          <w:color w:val="1F2937"/>
+          <w:color w:val="1D1D1B"/>
           <w:sz w:val="22"/>
           <w:szCs w:val="22"/>
         </w:rPr>
@@ -793,7 +847,7 @@
       <w:r>
         <w:rPr>
           <w:rFonts w:ascii="Calibri" w:cs="Calibri" w:eastAsia="Calibri" w:hAnsi="Calibri"/>
-          <w:color w:val="1F2937"/>
+          <w:color w:val="1D1D1B"/>
           <w:sz w:val="22"/>
           <w:szCs w:val="22"/>
         </w:rPr>
@@ -822,11 +876,11 @@
             <w:tcW w:type="dxa" w:w="10080"/>
             <w:tcBorders>
               <w:top w:val="none" w:color="FFFFFF" w:sz="0"/>
-              <w:left w:val="single" w:color="B45309" w:sz="24"/>
+              <w:left w:val="single" w:color="EF7D00" w:sz="24"/>
               <w:bottom w:val="none" w:color="FFFFFF" w:sz="0"/>
               <w:right w:val="none" w:color="FFFFFF" w:sz="0"/>
             </w:tcBorders>
-            <w:shd w:fill="FEF6E4" w:color="auto" w:val="clear"/>
+            <w:shd w:fill="FFF4DC" w:color="auto" w:val="clear"/>
             <w:tcMar>
               <w:top w:type="dxa" w:w="160"/>
               <w:left w:type="dxa" w:w="240"/>
@@ -843,7 +897,7 @@
                 <w:rFonts w:ascii="Calibri" w:cs="Calibri" w:eastAsia="Calibri" w:hAnsi="Calibri"/>
                 <w:b/>
                 <w:bCs/>
-                <w:color w:val="B45309"/>
+                <w:color w:val="8A5A00"/>
                 <w:spacing w:val="20"/>
                 <w:sz w:val="17"/>
                 <w:szCs w:val="17"/>
@@ -858,7 +912,7 @@
             <w:r>
               <w:rPr>
                 <w:rFonts w:ascii="Calibri" w:cs="Calibri" w:eastAsia="Calibri" w:hAnsi="Calibri"/>
-                <w:color w:val="1F2937"/>
+                <w:color w:val="1D1D1B"/>
                 <w:sz w:val="22"/>
                 <w:szCs w:val="22"/>
               </w:rPr>
@@ -878,9 +932,9 @@
         <w:pStyle w:val="Heading2"/>
         <w:keepNext/>
         <w:pBdr>
-          <w:left w:val="single" w:color="1D4ED8" w:sz="24" w:space="8"/>
+          <w:left w:val="single" w:color="0B6F86" w:sz="36" w:space="8"/>
         </w:pBdr>
-        <w:shd w:fill="EAF0FD" w:color="auto" w:val="clear"/>
+        <w:shd w:fill="E4F3F6" w:color="auto" w:val="clear"/>
         <w:spacing w:after="100" w:before="280"/>
         <w:ind w:left="160"/>
       </w:pPr>
@@ -889,7 +943,7 @@
           <w:rFonts w:ascii="Calibri" w:cs="Calibri" w:eastAsia="Calibri" w:hAnsi="Calibri"/>
           <w:b/>
           <w:bCs/>
-          <w:color w:val="1D4ED8"/>
+          <w:color w:val="0B6F86"/>
           <w:spacing w:val="20"/>
           <w:sz w:val="18"/>
           <w:szCs w:val="18"/>
@@ -907,7 +961,7 @@
           <w:rFonts w:ascii="Calibri" w:cs="Calibri" w:eastAsia="Calibri" w:hAnsi="Calibri"/>
           <w:b/>
           <w:bCs/>
-          <w:color w:val="1F2937"/>
+          <w:color w:val="1D1D1B"/>
           <w:sz w:val="24"/>
           <w:szCs w:val="24"/>
         </w:rPr>
@@ -926,7 +980,7 @@
       <w:r>
         <w:rPr>
           <w:rFonts w:ascii="Calibri" w:cs="Calibri" w:eastAsia="Calibri" w:hAnsi="Calibri"/>
-          <w:color w:val="1F2937"/>
+          <w:color w:val="1D1D1B"/>
           <w:sz w:val="22"/>
           <w:szCs w:val="22"/>
         </w:rPr>
@@ -945,7 +999,7 @@
       <w:r>
         <w:rPr>
           <w:rFonts w:ascii="Calibri" w:cs="Calibri" w:eastAsia="Calibri" w:hAnsi="Calibri"/>
-          <w:color w:val="1F2937"/>
+          <w:color w:val="1D1D1B"/>
           <w:sz w:val="22"/>
           <w:szCs w:val="22"/>
         </w:rPr>
@@ -957,9 +1011,9 @@
         <w:pStyle w:val="Heading2"/>
         <w:keepNext/>
         <w:pBdr>
-          <w:left w:val="single" w:color="1D4ED8" w:sz="24" w:space="8"/>
+          <w:left w:val="single" w:color="0B6F86" w:sz="36" w:space="8"/>
         </w:pBdr>
-        <w:shd w:fill="EAF0FD" w:color="auto" w:val="clear"/>
+        <w:shd w:fill="E4F3F6" w:color="auto" w:val="clear"/>
         <w:spacing w:after="100" w:before="280"/>
         <w:ind w:left="160"/>
       </w:pPr>
@@ -968,7 +1022,7 @@
           <w:rFonts w:ascii="Calibri" w:cs="Calibri" w:eastAsia="Calibri" w:hAnsi="Calibri"/>
           <w:b/>
           <w:bCs/>
-          <w:color w:val="1D4ED8"/>
+          <w:color w:val="0B6F86"/>
           <w:spacing w:val="20"/>
           <w:sz w:val="18"/>
           <w:szCs w:val="18"/>
@@ -986,7 +1040,7 @@
           <w:rFonts w:ascii="Calibri" w:cs="Calibri" w:eastAsia="Calibri" w:hAnsi="Calibri"/>
           <w:b/>
           <w:bCs/>
-          <w:color w:val="1F2937"/>
+          <w:color w:val="1D1D1B"/>
           <w:sz w:val="24"/>
           <w:szCs w:val="24"/>
         </w:rPr>
@@ -1005,7 +1059,7 @@
       <w:r>
         <w:rPr>
           <w:rFonts w:ascii="Calibri" w:cs="Calibri" w:eastAsia="Calibri" w:hAnsi="Calibri"/>
-          <w:color w:val="1F2937"/>
+          <w:color w:val="1D1D1B"/>
           <w:sz w:val="22"/>
           <w:szCs w:val="22"/>
         </w:rPr>
@@ -1024,7 +1078,7 @@
       <w:r>
         <w:rPr>
           <w:rFonts w:ascii="Calibri" w:cs="Calibri" w:eastAsia="Calibri" w:hAnsi="Calibri"/>
-          <w:color w:val="1F2937"/>
+          <w:color w:val="1D1D1B"/>
           <w:sz w:val="22"/>
           <w:szCs w:val="22"/>
         </w:rPr>
@@ -1043,7 +1097,7 @@
       <w:r>
         <w:rPr>
           <w:rFonts w:ascii="Calibri" w:cs="Calibri" w:eastAsia="Calibri" w:hAnsi="Calibri"/>
-          <w:color w:val="1F2937"/>
+          <w:color w:val="1D1D1B"/>
           <w:sz w:val="22"/>
           <w:szCs w:val="22"/>
         </w:rPr>
@@ -1062,7 +1116,7 @@
       <w:r>
         <w:rPr>
           <w:rFonts w:ascii="Calibri" w:cs="Calibri" w:eastAsia="Calibri" w:hAnsi="Calibri"/>
-          <w:color w:val="1F2937"/>
+          <w:color w:val="1D1D1B"/>
           <w:sz w:val="22"/>
           <w:szCs w:val="22"/>
         </w:rPr>
@@ -1074,9 +1128,9 @@
         <w:pStyle w:val="Heading2"/>
         <w:keepNext/>
         <w:pBdr>
-          <w:left w:val="single" w:color="1D4ED8" w:sz="24" w:space="8"/>
+          <w:left w:val="single" w:color="0B6F86" w:sz="36" w:space="8"/>
         </w:pBdr>
-        <w:shd w:fill="EAF0FD" w:color="auto" w:val="clear"/>
+        <w:shd w:fill="E4F3F6" w:color="auto" w:val="clear"/>
         <w:spacing w:after="100" w:before="280"/>
         <w:ind w:left="160"/>
       </w:pPr>
@@ -1085,7 +1139,7 @@
           <w:rFonts w:ascii="Calibri" w:cs="Calibri" w:eastAsia="Calibri" w:hAnsi="Calibri"/>
           <w:b/>
           <w:bCs/>
-          <w:color w:val="1D4ED8"/>
+          <w:color w:val="0B6F86"/>
           <w:spacing w:val="20"/>
           <w:sz w:val="18"/>
           <w:szCs w:val="18"/>
@@ -1103,7 +1157,7 @@
           <w:rFonts w:ascii="Calibri" w:cs="Calibri" w:eastAsia="Calibri" w:hAnsi="Calibri"/>
           <w:b/>
           <w:bCs/>
-          <w:color w:val="1F2937"/>
+          <w:color w:val="1D1D1B"/>
           <w:sz w:val="24"/>
           <w:szCs w:val="24"/>
         </w:rPr>
@@ -1122,7 +1176,7 @@
       <w:r>
         <w:rPr>
           <w:rFonts w:ascii="Calibri" w:cs="Calibri" w:eastAsia="Calibri" w:hAnsi="Calibri"/>
-          <w:color w:val="1F2937"/>
+          <w:color w:val="1D1D1B"/>
           <w:sz w:val="22"/>
           <w:szCs w:val="22"/>
         </w:rPr>
@@ -1141,7 +1195,7 @@
       <w:r>
         <w:rPr>
           <w:rFonts w:ascii="Calibri" w:cs="Calibri" w:eastAsia="Calibri" w:hAnsi="Calibri"/>
-          <w:color w:val="1F2937"/>
+          <w:color w:val="1D1D1B"/>
           <w:sz w:val="22"/>
           <w:szCs w:val="22"/>
         </w:rPr>
@@ -1160,7 +1214,7 @@
       <w:r>
         <w:rPr>
           <w:rFonts w:ascii="Calibri" w:cs="Calibri" w:eastAsia="Calibri" w:hAnsi="Calibri"/>
-          <w:color w:val="1F2937"/>
+          <w:color w:val="1D1D1B"/>
           <w:sz w:val="22"/>
           <w:szCs w:val="22"/>
         </w:rPr>
@@ -1172,9 +1226,9 @@
         <w:pStyle w:val="Heading2"/>
         <w:keepNext/>
         <w:pBdr>
-          <w:left w:val="single" w:color="1D4ED8" w:sz="24" w:space="8"/>
+          <w:left w:val="single" w:color="0B6F86" w:sz="36" w:space="8"/>
         </w:pBdr>
-        <w:shd w:fill="EAF0FD" w:color="auto" w:val="clear"/>
+        <w:shd w:fill="E4F3F6" w:color="auto" w:val="clear"/>
         <w:spacing w:after="100" w:before="280"/>
         <w:ind w:left="160"/>
       </w:pPr>
@@ -1183,7 +1237,7 @@
           <w:rFonts w:ascii="Calibri" w:cs="Calibri" w:eastAsia="Calibri" w:hAnsi="Calibri"/>
           <w:b/>
           <w:bCs/>
-          <w:color w:val="1D4ED8"/>
+          <w:color w:val="0B6F86"/>
           <w:spacing w:val="20"/>
           <w:sz w:val="18"/>
           <w:szCs w:val="18"/>
@@ -1201,7 +1255,7 @@
           <w:rFonts w:ascii="Calibri" w:cs="Calibri" w:eastAsia="Calibri" w:hAnsi="Calibri"/>
           <w:b/>
           <w:bCs/>
-          <w:color w:val="1F2937"/>
+          <w:color w:val="1D1D1B"/>
           <w:sz w:val="24"/>
           <w:szCs w:val="24"/>
         </w:rPr>
@@ -1220,7 +1274,7 @@
       <w:r>
         <w:rPr>
           <w:rFonts w:ascii="Calibri" w:cs="Calibri" w:eastAsia="Calibri" w:hAnsi="Calibri"/>
-          <w:color w:val="1F2937"/>
+          <w:color w:val="1D1D1B"/>
           <w:sz w:val="22"/>
           <w:szCs w:val="22"/>
         </w:rPr>
@@ -1239,7 +1293,7 @@
       <w:r>
         <w:rPr>
           <w:rFonts w:ascii="Calibri" w:cs="Calibri" w:eastAsia="Calibri" w:hAnsi="Calibri"/>
-          <w:color w:val="1F2937"/>
+          <w:color w:val="1D1D1B"/>
           <w:sz w:val="22"/>
           <w:szCs w:val="22"/>
         </w:rPr>
@@ -1251,9 +1305,9 @@
         <w:pStyle w:val="Heading2"/>
         <w:keepNext/>
         <w:pBdr>
-          <w:left w:val="single" w:color="1D4ED8" w:sz="24" w:space="8"/>
+          <w:left w:val="single" w:color="0B6F86" w:sz="36" w:space="8"/>
         </w:pBdr>
-        <w:shd w:fill="EAF0FD" w:color="auto" w:val="clear"/>
+        <w:shd w:fill="E4F3F6" w:color="auto" w:val="clear"/>
         <w:spacing w:after="100" w:before="280"/>
         <w:ind w:left="160"/>
       </w:pPr>
@@ -1262,7 +1316,7 @@
           <w:rFonts w:ascii="Calibri" w:cs="Calibri" w:eastAsia="Calibri" w:hAnsi="Calibri"/>
           <w:b/>
           <w:bCs/>
-          <w:color w:val="1D4ED8"/>
+          <w:color w:val="0B6F86"/>
           <w:spacing w:val="20"/>
           <w:sz w:val="18"/>
           <w:szCs w:val="18"/>
@@ -1280,7 +1334,7 @@
           <w:rFonts w:ascii="Calibri" w:cs="Calibri" w:eastAsia="Calibri" w:hAnsi="Calibri"/>
           <w:b/>
           <w:bCs/>
-          <w:color w:val="1F2937"/>
+          <w:color w:val="1D1D1B"/>
           <w:sz w:val="24"/>
           <w:szCs w:val="24"/>
         </w:rPr>
@@ -1299,7 +1353,7 @@
       <w:r>
         <w:rPr>
           <w:rFonts w:ascii="Calibri" w:cs="Calibri" w:eastAsia="Calibri" w:hAnsi="Calibri"/>
-          <w:color w:val="1F2937"/>
+          <w:color w:val="1D1D1B"/>
           <w:sz w:val="22"/>
           <w:szCs w:val="22"/>
         </w:rPr>
@@ -1318,7 +1372,7 @@
       <w:r>
         <w:rPr>
           <w:rFonts w:ascii="Calibri" w:cs="Calibri" w:eastAsia="Calibri" w:hAnsi="Calibri"/>
-          <w:color w:val="1F2937"/>
+          <w:color w:val="1D1D1B"/>
           <w:sz w:val="22"/>
           <w:szCs w:val="22"/>
         </w:rPr>
@@ -1337,7 +1391,7 @@
       <w:r>
         <w:rPr>
           <w:rFonts w:ascii="Calibri" w:cs="Calibri" w:eastAsia="Calibri" w:hAnsi="Calibri"/>
-          <w:color w:val="1F2937"/>
+          <w:color w:val="1D1D1B"/>
           <w:sz w:val="22"/>
           <w:szCs w:val="22"/>
         </w:rPr>
@@ -1356,7 +1410,7 @@
       <w:r>
         <w:rPr>
           <w:rFonts w:ascii="Calibri" w:cs="Calibri" w:eastAsia="Calibri" w:hAnsi="Calibri"/>
-          <w:color w:val="1F2937"/>
+          <w:color w:val="1D1D1B"/>
           <w:sz w:val="22"/>
           <w:szCs w:val="22"/>
         </w:rPr>
@@ -1375,7 +1429,7 @@
       <w:r>
         <w:rPr>
           <w:rFonts w:ascii="Calibri" w:cs="Calibri" w:eastAsia="Calibri" w:hAnsi="Calibri"/>
-          <w:color w:val="1F2937"/>
+          <w:color w:val="1D1D1B"/>
           <w:sz w:val="22"/>
           <w:szCs w:val="22"/>
         </w:rPr>
@@ -1387,9 +1441,9 @@
         <w:pStyle w:val="Heading2"/>
         <w:keepNext/>
         <w:pBdr>
-          <w:left w:val="single" w:color="1D4ED8" w:sz="24" w:space="8"/>
+          <w:left w:val="single" w:color="0B6F86" w:sz="36" w:space="8"/>
         </w:pBdr>
-        <w:shd w:fill="EAF0FD" w:color="auto" w:val="clear"/>
+        <w:shd w:fill="E4F3F6" w:color="auto" w:val="clear"/>
         <w:spacing w:after="100" w:before="280"/>
         <w:ind w:left="160"/>
       </w:pPr>
@@ -1398,7 +1452,7 @@
           <w:rFonts w:ascii="Calibri" w:cs="Calibri" w:eastAsia="Calibri" w:hAnsi="Calibri"/>
           <w:b/>
           <w:bCs/>
-          <w:color w:val="1D4ED8"/>
+          <w:color w:val="0B6F86"/>
           <w:spacing w:val="20"/>
           <w:sz w:val="18"/>
           <w:szCs w:val="18"/>
@@ -1416,7 +1470,7 @@
           <w:rFonts w:ascii="Calibri" w:cs="Calibri" w:eastAsia="Calibri" w:hAnsi="Calibri"/>
           <w:b/>
           <w:bCs/>
-          <w:color w:val="1F2937"/>
+          <w:color w:val="1D1D1B"/>
           <w:sz w:val="24"/>
           <w:szCs w:val="24"/>
         </w:rPr>
@@ -1435,7 +1489,7 @@
       <w:r>
         <w:rPr>
           <w:rFonts w:ascii="Calibri" w:cs="Calibri" w:eastAsia="Calibri" w:hAnsi="Calibri"/>
-          <w:color w:val="1F2937"/>
+          <w:color w:val="1D1D1B"/>
           <w:sz w:val="22"/>
           <w:szCs w:val="22"/>
         </w:rPr>
@@ -1454,7 +1508,7 @@
       <w:r>
         <w:rPr>
           <w:rFonts w:ascii="Calibri" w:cs="Calibri" w:eastAsia="Calibri" w:hAnsi="Calibri"/>
-          <w:color w:val="1F2937"/>
+          <w:color w:val="1D1D1B"/>
           <w:sz w:val="22"/>
           <w:szCs w:val="22"/>
         </w:rPr>
@@ -1466,7 +1520,7 @@
         <w:pStyle w:val="Heading1"/>
         <w:keepNext/>
         <w:pBdr>
-          <w:bottom w:val="single" w:color="1D4ED8" w:sz="8" w:space="4"/>
+          <w:bottom w:val="single" w:color="0B6F86" w:sz="18" w:space="4"/>
         </w:pBdr>
         <w:spacing w:after="160" w:before="360"/>
       </w:pPr>
@@ -1475,26 +1529,26 @@
           <w:rFonts w:ascii="Calibri" w:cs="Calibri" w:eastAsia="Calibri" w:hAnsi="Calibri"/>
           <w:b/>
           <w:bCs/>
-          <w:color w:val="1D4ED8"/>
-          <w:sz w:val="30"/>
-          <w:szCs w:val="30"/>
-        </w:rPr>
-        <w:t xml:space="preserve">Buenas prácticas</w:t>
-      </w:r>
-    </w:p>
-    <w:p>
-      <w:pPr>
-        <w:pStyle w:val="ListParagraph"/>
-        <w:numPr>
-          <w:ilvl w:val="0"/>
-          <w:numId w:val="2"/>
-        </w:numPr>
-        <w:spacing w:after="80" w:line="290"/>
-      </w:pPr>
-      <w:r>
-        <w:rPr>
-          <w:rFonts w:ascii="Calibri" w:cs="Calibri" w:eastAsia="Calibri" w:hAnsi="Calibri"/>
-          <w:color w:val="1F2937"/>
+          <w:color w:val="1D1D1B"/>
+          <w:sz w:val="28"/>
+          <w:szCs w:val="28"/>
+        </w:rPr>
+        <w:t xml:space="preserve">BUENAS PRÁCTICAS</w:t>
+      </w:r>
+    </w:p>
+    <w:p>
+      <w:pPr>
+        <w:pStyle w:val="ListParagraph"/>
+        <w:numPr>
+          <w:ilvl w:val="0"/>
+          <w:numId w:val="2"/>
+        </w:numPr>
+        <w:spacing w:after="80" w:line="290"/>
+      </w:pPr>
+      <w:r>
+        <w:rPr>
+          <w:rFonts w:ascii="Calibri" w:cs="Calibri" w:eastAsia="Calibri" w:hAnsi="Calibri"/>
+          <w:color w:val="1D1D1B"/>
           <w:sz w:val="22"/>
           <w:szCs w:val="22"/>
         </w:rPr>
@@ -1513,7 +1567,7 @@
       <w:r>
         <w:rPr>
           <w:rFonts w:ascii="Calibri" w:cs="Calibri" w:eastAsia="Calibri" w:hAnsi="Calibri"/>
-          <w:color w:val="1F2937"/>
+          <w:color w:val="1D1D1B"/>
           <w:sz w:val="22"/>
           <w:szCs w:val="22"/>
         </w:rPr>
@@ -1532,7 +1586,7 @@
       <w:r>
         <w:rPr>
           <w:rFonts w:ascii="Calibri" w:cs="Calibri" w:eastAsia="Calibri" w:hAnsi="Calibri"/>
-          <w:color w:val="1F2937"/>
+          <w:color w:val="1D1D1B"/>
           <w:sz w:val="22"/>
           <w:szCs w:val="22"/>
         </w:rPr>
@@ -1551,7 +1605,7 @@
       <w:r>
         <w:rPr>
           <w:rFonts w:ascii="Calibri" w:cs="Calibri" w:eastAsia="Calibri" w:hAnsi="Calibri"/>
-          <w:color w:val="1F2937"/>
+          <w:color w:val="1D1D1B"/>
           <w:sz w:val="22"/>
           <w:szCs w:val="22"/>
         </w:rPr>
@@ -1563,7 +1617,7 @@
         <w:pStyle w:val="Heading1"/>
         <w:keepNext/>
         <w:pBdr>
-          <w:bottom w:val="single" w:color="1D4ED8" w:sz="8" w:space="4"/>
+          <w:bottom w:val="single" w:color="0B6F86" w:sz="18" w:space="4"/>
         </w:pBdr>
         <w:spacing w:after="160" w:before="360"/>
       </w:pPr>
@@ -1572,23 +1626,23 @@
           <w:rFonts w:ascii="Calibri" w:cs="Calibri" w:eastAsia="Calibri" w:hAnsi="Calibri"/>
           <w:b/>
           <w:bCs/>
-          <w:color w:val="1D4ED8"/>
-          <w:sz w:val="30"/>
-          <w:szCs w:val="30"/>
-        </w:rPr>
-        <w:t xml:space="preserve">Errores frecuentes y cómo resolverlos</w:t>
+          <w:color w:val="1D1D1B"/>
+          <w:sz w:val="28"/>
+          <w:szCs w:val="28"/>
+        </w:rPr>
+        <w:t xml:space="preserve">ERRORES FRECUENTES Y CÓMO RESOLVERLOS</w:t>
       </w:r>
     </w:p>
     <w:tbl>
       <w:tblPr>
         <w:tblW w:type="dxa" w:w="10080"/>
         <w:tblBorders>
-          <w:top w:val="single" w:color="E5E7EB" w:sz="4"/>
-          <w:left w:val="single" w:color="E5E7EB" w:sz="4"/>
-          <w:bottom w:val="single" w:color="E5E7EB" w:sz="4"/>
-          <w:right w:val="single" w:color="E5E7EB" w:sz="4"/>
-          <w:insideH w:val="single" w:color="E5E7EB" w:sz="4"/>
-          <w:insideV w:val="single" w:color="E5E7EB" w:sz="4"/>
+          <w:top w:val="single" w:color="E2E2DF" w:sz="4"/>
+          <w:left w:val="single" w:color="E2E2DF" w:sz="4"/>
+          <w:bottom w:val="single" w:color="E2E2DF" w:sz="4"/>
+          <w:right w:val="single" w:color="E2E2DF" w:sz="4"/>
+          <w:insideH w:val="single" w:color="E2E2DF" w:sz="4"/>
+          <w:insideV w:val="single" w:color="E2E2DF" w:sz="4"/>
         </w:tblBorders>
         <w:tblLayout w:type="fixed"/>
       </w:tblPr>
@@ -1603,7 +1657,7 @@
         <w:tc>
           <w:tcPr>
             <w:tcW w:type="dxa" w:w="3629"/>
-            <w:shd w:fill="1D4ED8" w:color="auto" w:val="clear"/>
+            <w:shd w:fill="0B6F86" w:color="auto" w:val="clear"/>
             <w:tcMar>
               <w:top w:type="dxa" w:w="100"/>
               <w:left w:type="dxa" w:w="140"/>
@@ -1631,7 +1685,7 @@
         <w:tc>
           <w:tcPr>
             <w:tcW w:type="dxa" w:w="6451"/>
-            <w:shd w:fill="1D4ED8" w:color="auto" w:val="clear"/>
+            <w:shd w:fill="0B6F86" w:color="auto" w:val="clear"/>
             <w:tcMar>
               <w:top w:type="dxa" w:w="100"/>
               <w:left w:type="dxa" w:w="140"/>
@@ -1681,7 +1735,7 @@
               <w:rPr>
                 <w:b/>
                 <w:bCs/>
-                <w:color w:val="1F2937"/>
+                <w:color w:val="1D1D1B"/>
                 <w:sz w:val="20"/>
                 <w:szCs w:val="20"/>
               </w:rPr>
@@ -1709,7 +1763,7 @@
               <w:rPr>
                 <w:b w:val="false"/>
                 <w:bCs w:val="false"/>
-                <w:color w:val="1F2937"/>
+                <w:color w:val="1D1D1B"/>
                 <w:sz w:val="20"/>
                 <w:szCs w:val="20"/>
               </w:rPr>
@@ -1725,7 +1779,7 @@
         <w:tc>
           <w:tcPr>
             <w:tcW w:type="dxa" w:w="3629"/>
-            <w:shd w:fill="F9FAFB" w:color="auto" w:val="clear"/>
+            <w:shd w:fill="F4F4F2" w:color="auto" w:val="clear"/>
             <w:tcMar>
               <w:top w:type="dxa" w:w="100"/>
               <w:left w:type="dxa" w:w="140"/>
@@ -1742,7 +1796,7 @@
               <w:rPr>
                 <w:b/>
                 <w:bCs/>
-                <w:color w:val="1F2937"/>
+                <w:color w:val="1D1D1B"/>
                 <w:sz w:val="20"/>
                 <w:szCs w:val="20"/>
               </w:rPr>
@@ -1753,7 +1807,7 @@
         <w:tc>
           <w:tcPr>
             <w:tcW w:type="dxa" w:w="6451"/>
-            <w:shd w:fill="F9FAFB" w:color="auto" w:val="clear"/>
+            <w:shd w:fill="F4F4F2" w:color="auto" w:val="clear"/>
             <w:tcMar>
               <w:top w:type="dxa" w:w="100"/>
               <w:left w:type="dxa" w:w="140"/>
@@ -1770,7 +1824,7 @@
               <w:rPr>
                 <w:b w:val="false"/>
                 <w:bCs w:val="false"/>
-                <w:color w:val="1F2937"/>
+                <w:color w:val="1D1D1B"/>
                 <w:sz w:val="20"/>
                 <w:szCs w:val="20"/>
               </w:rPr>
@@ -1803,7 +1857,7 @@
               <w:rPr>
                 <w:b/>
                 <w:bCs/>
-                <w:color w:val="1F2937"/>
+                <w:color w:val="1D1D1B"/>
                 <w:sz w:val="20"/>
                 <w:szCs w:val="20"/>
               </w:rPr>
@@ -1831,7 +1885,7 @@
               <w:rPr>
                 <w:b w:val="false"/>
                 <w:bCs w:val="false"/>
-                <w:color w:val="1F2937"/>
+                <w:color w:val="1D1D1B"/>
                 <w:sz w:val="20"/>
                 <w:szCs w:val="20"/>
               </w:rPr>
@@ -1851,7 +1905,7 @@
         <w:pStyle w:val="Heading1"/>
         <w:keepNext/>
         <w:pBdr>
-          <w:bottom w:val="single" w:color="1D4ED8" w:sz="8" w:space="4"/>
+          <w:bottom w:val="single" w:color="0B6F86" w:sz="18" w:space="4"/>
         </w:pBdr>
         <w:spacing w:after="160" w:before="360"/>
       </w:pPr>
@@ -1860,11 +1914,11 @@
           <w:rFonts w:ascii="Calibri" w:cs="Calibri" w:eastAsia="Calibri" w:hAnsi="Calibri"/>
           <w:b/>
           <w:bCs/>
-          <w:color w:val="1D4ED8"/>
-          <w:sz w:val="30"/>
-          <w:szCs w:val="30"/>
-        </w:rPr>
-        <w:t xml:space="preserve">Reto práctico</w:t>
+          <w:color w:val="1D1D1B"/>
+          <w:sz w:val="28"/>
+          <w:szCs w:val="28"/>
+        </w:rPr>
+        <w:t xml:space="preserve">RETO PRÁCTICO</w:t>
       </w:r>
     </w:p>
     <w:tbl>
@@ -1889,11 +1943,11 @@
             <w:tcW w:type="dxa" w:w="10080"/>
             <w:tcBorders>
               <w:top w:val="none" w:color="FFFFFF" w:sz="0"/>
-              <w:left w:val="single" w:color="1D4ED8" w:sz="24"/>
+              <w:left w:val="single" w:color="1D1D1B" w:sz="24"/>
               <w:bottom w:val="none" w:color="FFFFFF" w:sz="0"/>
               <w:right w:val="none" w:color="FFFFFF" w:sz="0"/>
             </w:tcBorders>
-            <w:shd w:fill="EAF0FD" w:color="auto" w:val="clear"/>
+            <w:shd w:fill="F4F4F2" w:color="auto" w:val="clear"/>
             <w:tcMar>
               <w:top w:type="dxa" w:w="160"/>
               <w:left w:type="dxa" w:w="240"/>
@@ -1910,7 +1964,7 @@
                 <w:rFonts w:ascii="Calibri" w:cs="Calibri" w:eastAsia="Calibri" w:hAnsi="Calibri"/>
                 <w:b/>
                 <w:bCs/>
-                <w:color w:val="1D4ED8"/>
+                <w:color w:val="1D1D1B"/>
                 <w:spacing w:val="20"/>
                 <w:sz w:val="17"/>
                 <w:szCs w:val="17"/>
@@ -1925,7 +1979,7 @@
             <w:r>
               <w:rPr>
                 <w:rFonts w:ascii="Calibri" w:cs="Calibri" w:eastAsia="Calibri" w:hAnsi="Calibri"/>
-                <w:color w:val="1F2937"/>
+                <w:color w:val="1D1D1B"/>
                 <w:sz w:val="22"/>
                 <w:szCs w:val="22"/>
               </w:rPr>
@@ -1945,7 +1999,7 @@
         <w:pStyle w:val="Heading1"/>
         <w:keepNext/>
         <w:pBdr>
-          <w:bottom w:val="single" w:color="1D4ED8" w:sz="8" w:space="4"/>
+          <w:bottom w:val="single" w:color="0B6F86" w:sz="18" w:space="4"/>
         </w:pBdr>
         <w:spacing w:after="160" w:before="360"/>
       </w:pPr>
@@ -1954,11 +2008,11 @@
           <w:rFonts w:ascii="Calibri" w:cs="Calibri" w:eastAsia="Calibri" w:hAnsi="Calibri"/>
           <w:b/>
           <w:bCs/>
-          <w:color w:val="1D4ED8"/>
-          <w:sz w:val="30"/>
-          <w:szCs w:val="30"/>
-        </w:rPr>
-        <w:t xml:space="preserve">Verifica tu avance</w:t>
+          <w:color w:val="1D1D1B"/>
+          <w:sz w:val="28"/>
+          <w:szCs w:val="28"/>
+        </w:rPr>
+        <w:t xml:space="preserve">VERIFICA TU AVANCE</w:t>
       </w:r>
     </w:p>
     <w:p>
@@ -1972,7 +2026,7 @@
       <w:r>
         <w:rPr>
           <w:rFonts w:ascii="Segoe UI Symbol" w:cs="Segoe UI Symbol" w:eastAsia="Segoe UI Symbol" w:hAnsi="Segoe UI Symbol"/>
-          <w:color w:val="4B5563"/>
+          <w:color w:val="5C5C5A"/>
           <w:sz w:val="26"/>
           <w:szCs w:val="26"/>
         </w:rPr>
@@ -1981,7 +2035,7 @@
       <w:r>
         <w:rPr>
           <w:rFonts w:ascii="Calibri" w:cs="Calibri" w:eastAsia="Calibri" w:hAnsi="Calibri"/>
-          <w:color w:val="1F2937"/>
+          <w:color w:val="1D1D1B"/>
           <w:sz w:val="22"/>
           <w:szCs w:val="22"/>
         </w:rPr>
@@ -1999,7 +2053,7 @@
       <w:r>
         <w:rPr>
           <w:rFonts w:ascii="Segoe UI Symbol" w:cs="Segoe UI Symbol" w:eastAsia="Segoe UI Symbol" w:hAnsi="Segoe UI Symbol"/>
-          <w:color w:val="4B5563"/>
+          <w:color w:val="5C5C5A"/>
           <w:sz w:val="26"/>
           <w:szCs w:val="26"/>
         </w:rPr>
@@ -2008,7 +2062,7 @@
       <w:r>
         <w:rPr>
           <w:rFonts w:ascii="Calibri" w:cs="Calibri" w:eastAsia="Calibri" w:hAnsi="Calibri"/>
-          <w:color w:val="1F2937"/>
+          <w:color w:val="1D1D1B"/>
           <w:sz w:val="22"/>
           <w:szCs w:val="22"/>
         </w:rPr>
@@ -2026,7 +2080,7 @@
       <w:r>
         <w:rPr>
           <w:rFonts w:ascii="Segoe UI Symbol" w:cs="Segoe UI Symbol" w:eastAsia="Segoe UI Symbol" w:hAnsi="Segoe UI Symbol"/>
-          <w:color w:val="4B5563"/>
+          <w:color w:val="5C5C5A"/>
           <w:sz w:val="26"/>
           <w:szCs w:val="26"/>
         </w:rPr>
@@ -2035,7 +2089,7 @@
       <w:r>
         <w:rPr>
           <w:rFonts w:ascii="Calibri" w:cs="Calibri" w:eastAsia="Calibri" w:hAnsi="Calibri"/>
-          <w:color w:val="1F2937"/>
+          <w:color w:val="1D1D1B"/>
           <w:sz w:val="22"/>
           <w:szCs w:val="22"/>
         </w:rPr>
@@ -2053,7 +2107,7 @@
       <w:r>
         <w:rPr>
           <w:rFonts w:ascii="Segoe UI Symbol" w:cs="Segoe UI Symbol" w:eastAsia="Segoe UI Symbol" w:hAnsi="Segoe UI Symbol"/>
-          <w:color w:val="4B5563"/>
+          <w:color w:val="5C5C5A"/>
           <w:sz w:val="26"/>
           <w:szCs w:val="26"/>
         </w:rPr>
@@ -2062,7 +2116,7 @@
       <w:r>
         <w:rPr>
           <w:rFonts w:ascii="Calibri" w:cs="Calibri" w:eastAsia="Calibri" w:hAnsi="Calibri"/>
-          <w:color w:val="1F2937"/>
+          <w:color w:val="1D1D1B"/>
           <w:sz w:val="22"/>
           <w:szCs w:val="22"/>
         </w:rPr>
@@ -2080,7 +2134,7 @@
       <w:r>
         <w:rPr>
           <w:rFonts w:ascii="Segoe UI Symbol" w:cs="Segoe UI Symbol" w:eastAsia="Segoe UI Symbol" w:hAnsi="Segoe UI Symbol"/>
-          <w:color w:val="4B5563"/>
+          <w:color w:val="5C5C5A"/>
           <w:sz w:val="26"/>
           <w:szCs w:val="26"/>
         </w:rPr>
@@ -2089,7 +2143,7 @@
       <w:r>
         <w:rPr>
           <w:rFonts w:ascii="Calibri" w:cs="Calibri" w:eastAsia="Calibri" w:hAnsi="Calibri"/>
-          <w:color w:val="1F2937"/>
+          <w:color w:val="1D1D1B"/>
           <w:sz w:val="22"/>
           <w:szCs w:val="22"/>
         </w:rPr>
@@ -2123,11 +2177,11 @@
             <w:tcW w:type="dxa" w:w="10080"/>
             <w:tcBorders>
               <w:top w:val="none" w:color="FFFFFF" w:sz="0"/>
-              <w:left w:val="none" w:color="FFFFFF" w:sz="0"/>
+              <w:left w:val="single" w:color="EF7D00" w:sz="24"/>
               <w:bottom w:val="none" w:color="FFFFFF" w:sz="0"/>
               <w:right w:val="none" w:color="FFFFFF" w:sz="0"/>
             </w:tcBorders>
-            <w:shd w:fill="1F2937" w:color="auto" w:val="clear"/>
+            <w:shd w:fill="1D1D1B" w:color="auto" w:val="clear"/>
             <w:tcMar>
               <w:top w:type="dxa" w:w="240"/>
               <w:left w:type="dxa" w:w="300"/>
@@ -2144,7 +2198,7 @@
                 <w:rFonts w:ascii="Calibri" w:cs="Calibri" w:eastAsia="Calibri" w:hAnsi="Calibri"/>
                 <w:b/>
                 <w:bCs/>
-                <w:color w:val="FFFFFF"/>
+                <w:color w:val="EF7D00"/>
                 <w:sz w:val="24"/>
                 <w:szCs w:val="24"/>
               </w:rPr>
@@ -2239,7 +2293,7 @@
     <w:r>
       <w:rPr>
         <w:rFonts w:ascii="Calibri" w:cs="Calibri" w:eastAsia="Calibri" w:hAnsi="Calibri"/>
-        <w:color w:val="4B5563"/>
+        <w:color w:val="5C5C5A"/>
         <w:sz w:val="16"/>
         <w:szCs w:val="16"/>
       </w:rPr>
@@ -2248,7 +2302,7 @@
     <w:r>
       <w:rPr>
         <w:rFonts w:ascii="Calibri" w:cs="Calibri" w:eastAsia="Calibri" w:hAnsi="Calibri"/>
-        <w:color w:val="4B5563"/>
+        <w:color w:val="5C5C5A"/>
         <w:sz w:val="16"/>
         <w:szCs w:val="16"/>
       </w:rPr>
@@ -2257,7 +2311,7 @@
     <w:r>
       <w:rPr>
         <w:rFonts w:ascii="Calibri" w:cs="Calibri" w:eastAsia="Calibri" w:hAnsi="Calibri"/>
-        <w:color w:val="4B5563"/>
+        <w:color w:val="5C5C5A"/>
         <w:sz w:val="16"/>
         <w:szCs w:val="16"/>
       </w:rPr>
@@ -2269,7 +2323,7 @@
     <w:r>
       <w:rPr>
         <w:rFonts w:ascii="Calibri" w:cs="Calibri" w:eastAsia="Calibri" w:hAnsi="Calibri"/>
-        <w:color w:val="4B5563"/>
+        <w:color w:val="5C5C5A"/>
         <w:sz w:val="16"/>
         <w:szCs w:val="16"/>
       </w:rPr>
@@ -2278,7 +2332,7 @@
     <w:r>
       <w:rPr>
         <w:rFonts w:ascii="Calibri" w:cs="Calibri" w:eastAsia="Calibri" w:hAnsi="Calibri"/>
-        <w:color w:val="4B5563"/>
+        <w:color w:val="5C5C5A"/>
         <w:sz w:val="16"/>
         <w:szCs w:val="16"/>
       </w:rPr>
@@ -2333,7 +2387,7 @@
   <w:p>
     <w:pPr>
       <w:pBdr>
-        <w:bottom w:val="single" w:color="E5E7EB" w:sz="4" w:space="6"/>
+        <w:bottom w:val="single" w:color="E2E2DF" w:sz="4" w:space="6"/>
       </w:pBdr>
       <w:tabs>
         <w:tab w:val="right" w:pos="10080"/>
@@ -2344,7 +2398,7 @@
         <w:rFonts w:ascii="Calibri" w:cs="Calibri" w:eastAsia="Calibri" w:hAnsi="Calibri"/>
         <w:b/>
         <w:bCs/>
-        <w:color w:val="EF6C00"/>
+        <w:color w:val="A65200"/>
         <w:sz w:val="17"/>
         <w:szCs w:val="17"/>
       </w:rPr>
@@ -2353,7 +2407,7 @@
     <w:r>
       <w:rPr>
         <w:rFonts w:ascii="Calibri" w:cs="Calibri" w:eastAsia="Calibri" w:hAnsi="Calibri"/>
-        <w:color w:val="4B5563"/>
+        <w:color w:val="5C5C5A"/>
         <w:sz w:val="17"/>
         <w:szCs w:val="17"/>
       </w:rPr>
@@ -2364,7 +2418,7 @@
         <w:rFonts w:ascii="Calibri" w:cs="Calibri" w:eastAsia="Calibri" w:hAnsi="Calibri"/>
         <w:b/>
         <w:bCs/>
-        <w:color w:val="1D4ED8"/>
+        <w:color w:val="0B6F86"/>
         <w:sz w:val="17"/>
         <w:szCs w:val="17"/>
       </w:rPr>
@@ -2473,7 +2527,7 @@
       <w:rPr>
         <w:b/>
         <w:bCs/>
-        <w:color w:val="1D4ED8"/>
+        <w:color w:val="EF7D00"/>
       </w:rPr>
     </w:lvl>
   </w:abstractNum>
@@ -2498,7 +2552,7 @@
     <w:rPrDefault>
       <w:rPr>
         <w:rFonts w:ascii="Calibri" w:cs="Calibri" w:eastAsia="Calibri" w:hAnsi="Calibri"/>
-        <w:color w:val="1F2937"/>
+        <w:color w:val="1D1D1B"/>
         <w:sz w:val="22"/>
         <w:szCs w:val="22"/>
       </w:rPr>
@@ -2678,9 +2732,9 @@
       <w:rFonts w:ascii="Calibri" w:cs="Calibri" w:eastAsia="Calibri" w:hAnsi="Calibri"/>
       <w:b/>
       <w:bCs/>
-      <w:color w:val="1D4ED8"/>
-      <w:sz w:val="30"/>
-      <w:szCs w:val="30"/>
+      <w:color w:val="1D1D1B"/>
+      <w:sz w:val="28"/>
+      <w:szCs w:val="28"/>
     </w:rPr>
   </w:style>
   <w:style w:type="paragraph" w:styleId="Heading2">
@@ -2695,7 +2749,7 @@
       <w:rFonts w:ascii="Calibri" w:cs="Calibri" w:eastAsia="Calibri" w:hAnsi="Calibri"/>
       <w:b/>
       <w:bCs/>
-      <w:color w:val="1F2937"/>
+      <w:color w:val="1D1D1B"/>
       <w:sz w:val="24"/>
       <w:szCs w:val="24"/>
     </w:rPr>
@@ -2712,7 +2766,7 @@
       <w:rFonts w:ascii="Calibri" w:cs="Calibri" w:eastAsia="Calibri" w:hAnsi="Calibri"/>
       <w:b/>
       <w:bCs/>
-      <w:color w:val="1F2937"/>
+      <w:color w:val="1D1D1B"/>
       <w:sz w:val="23"/>
       <w:szCs w:val="23"/>
     </w:rPr>

--- a/word/Capsula_05_Crea_y_configura_una_tarea.docx
+++ b/word/Capsula_05_Crea_y_configura_una_tarea.docx
@@ -74,7 +74,7 @@
               <w:bottom w:val="none" w:color="FFFFFF" w:sz="0"/>
               <w:right w:val="none" w:color="FFFFFF" w:sz="0"/>
             </w:tcBorders>
-            <w:shd w:fill="0B6F86" w:color="auto" w:val="clear"/>
+            <w:shd w:fill="0D2227" w:color="auto" w:val="clear"/>
             <w:tcMar>
               <w:top w:type="dxa" w:w="360"/>
               <w:left w:type="dxa" w:w="360"/>
@@ -91,7 +91,7 @@
                 <w:rFonts w:ascii="Calibri" w:cs="Calibri" w:eastAsia="Calibri" w:hAnsi="Calibri"/>
                 <w:b/>
                 <w:bCs/>
-                <w:color w:val="FFFFFF"/>
+                <w:color w:val="B4C4C6"/>
                 <w:spacing w:val="30"/>
                 <w:sz w:val="18"/>
                 <w:szCs w:val="18"/>
@@ -106,9 +106,7 @@
             <w:r>
               <w:rPr>
                 <w:rFonts w:ascii="Calibri" w:cs="Calibri" w:eastAsia="Calibri" w:hAnsi="Calibri"/>
-                <w:b/>
-                <w:bCs/>
-                <w:color w:val="FFFFFF"/>
+                <w:color w:val="FAFBF7"/>
                 <w:sz w:val="48"/>
                 <w:szCs w:val="48"/>
               </w:rPr>
@@ -121,7 +119,7 @@
     <w:p>
       <w:pPr>
         <w:pBdr>
-          <w:top w:val="single" w:color="EF7D00" w:sz="36" w:space="0"/>
+          <w:top w:val="single" w:color="0860A0" w:sz="36" w:space="0"/>
         </w:pBdr>
         <w:spacing w:after="0"/>
       </w:pPr>
@@ -135,7 +133,7 @@
           <w:bottom w:val="none" w:color="FFFFFF" w:sz="0"/>
           <w:right w:val="none" w:color="FFFFFF" w:sz="0"/>
           <w:insideH w:val="none" w:color="FFFFFF" w:sz="0"/>
-          <w:insideV w:val="single" w:color="E2E2DF" w:sz="4"/>
+          <w:insideV w:val="single" w:color="CAD6D0" w:sz="4"/>
         </w:tblBorders>
         <w:tblLayout w:type="fixed"/>
       </w:tblPr>
@@ -149,7 +147,7 @@
         <w:tc>
           <w:tcPr>
             <w:tcW w:type="dxa" w:w="2520"/>
-            <w:shd w:fill="E4F3F6" w:color="auto" w:val="clear"/>
+            <w:shd w:fill="E8F2E9" w:color="auto" w:val="clear"/>
             <w:tcMar>
               <w:top w:type="dxa" w:w="140"/>
               <w:left w:type="dxa" w:w="200"/>
@@ -166,7 +164,7 @@
                 <w:rFonts w:ascii="Calibri" w:cs="Calibri" w:eastAsia="Calibri" w:hAnsi="Calibri"/>
                 <w:b/>
                 <w:bCs/>
-                <w:color w:val="5C5C5A"/>
+                <w:color w:val="52656A"/>
                 <w:spacing w:val="20"/>
                 <w:sz w:val="15"/>
                 <w:szCs w:val="15"/>
@@ -180,7 +178,7 @@
                 <w:rFonts w:ascii="Calibri" w:cs="Calibri" w:eastAsia="Calibri" w:hAnsi="Calibri"/>
                 <w:b/>
                 <w:bCs/>
-                <w:color w:val="1D1D1B"/>
+                <w:color w:val="183A43"/>
                 <w:sz w:val="20"/>
                 <w:szCs w:val="20"/>
               </w:rPr>
@@ -191,7 +189,7 @@
         <w:tc>
           <w:tcPr>
             <w:tcW w:type="dxa" w:w="2520"/>
-            <w:shd w:fill="E4F3F6" w:color="auto" w:val="clear"/>
+            <w:shd w:fill="E8F2E9" w:color="auto" w:val="clear"/>
             <w:tcMar>
               <w:top w:type="dxa" w:w="140"/>
               <w:left w:type="dxa" w:w="200"/>
@@ -208,7 +206,7 @@
                 <w:rFonts w:ascii="Calibri" w:cs="Calibri" w:eastAsia="Calibri" w:hAnsi="Calibri"/>
                 <w:b/>
                 <w:bCs/>
-                <w:color w:val="5C5C5A"/>
+                <w:color w:val="52656A"/>
                 <w:spacing w:val="20"/>
                 <w:sz w:val="15"/>
                 <w:szCs w:val="15"/>
@@ -222,7 +220,7 @@
                 <w:rFonts w:ascii="Calibri" w:cs="Calibri" w:eastAsia="Calibri" w:hAnsi="Calibri"/>
                 <w:b/>
                 <w:bCs/>
-                <w:color w:val="1D1D1B"/>
+                <w:color w:val="183A43"/>
                 <w:sz w:val="20"/>
                 <w:szCs w:val="20"/>
               </w:rPr>
@@ -233,7 +231,7 @@
         <w:tc>
           <w:tcPr>
             <w:tcW w:type="dxa" w:w="2520"/>
-            <w:shd w:fill="E4F3F6" w:color="auto" w:val="clear"/>
+            <w:shd w:fill="E8F2E9" w:color="auto" w:val="clear"/>
             <w:tcMar>
               <w:top w:type="dxa" w:w="140"/>
               <w:left w:type="dxa" w:w="200"/>
@@ -250,7 +248,7 @@
                 <w:rFonts w:ascii="Calibri" w:cs="Calibri" w:eastAsia="Calibri" w:hAnsi="Calibri"/>
                 <w:b/>
                 <w:bCs/>
-                <w:color w:val="5C5C5A"/>
+                <w:color w:val="52656A"/>
                 <w:spacing w:val="20"/>
                 <w:sz w:val="15"/>
                 <w:szCs w:val="15"/>
@@ -264,7 +262,7 @@
                 <w:rFonts w:ascii="Calibri" w:cs="Calibri" w:eastAsia="Calibri" w:hAnsi="Calibri"/>
                 <w:b/>
                 <w:bCs/>
-                <w:color w:val="1D1D1B"/>
+                <w:color w:val="183A43"/>
                 <w:sz w:val="20"/>
                 <w:szCs w:val="20"/>
               </w:rPr>
@@ -275,7 +273,7 @@
         <w:tc>
           <w:tcPr>
             <w:tcW w:type="dxa" w:w="2520"/>
-            <w:shd w:fill="E4F3F6" w:color="auto" w:val="clear"/>
+            <w:shd w:fill="E8F2E9" w:color="auto" w:val="clear"/>
             <w:tcMar>
               <w:top w:type="dxa" w:w="140"/>
               <w:left w:type="dxa" w:w="200"/>
@@ -292,7 +290,7 @@
                 <w:rFonts w:ascii="Calibri" w:cs="Calibri" w:eastAsia="Calibri" w:hAnsi="Calibri"/>
                 <w:b/>
                 <w:bCs/>
-                <w:color w:val="5C5C5A"/>
+                <w:color w:val="52656A"/>
                 <w:spacing w:val="20"/>
                 <w:sz w:val="15"/>
                 <w:szCs w:val="15"/>
@@ -306,7 +304,7 @@
                 <w:rFonts w:ascii="Calibri" w:cs="Calibri" w:eastAsia="Calibri" w:hAnsi="Calibri"/>
                 <w:b/>
                 <w:bCs/>
-                <w:color w:val="1D1D1B"/>
+                <w:color w:val="183A43"/>
                 <w:sz w:val="20"/>
                 <w:szCs w:val="20"/>
               </w:rPr>
@@ -326,20 +324,29 @@
         <w:pStyle w:val="Heading1"/>
         <w:keepNext/>
         <w:pBdr>
-          <w:bottom w:val="single" w:color="0B6F86" w:sz="18" w:space="4"/>
+          <w:bottom w:val="single" w:color="CAD6D0" w:sz="4" w:space="4"/>
         </w:pBdr>
         <w:spacing w:after="160" w:before="360"/>
       </w:pPr>
       <w:r>
         <w:rPr>
           <w:rFonts w:ascii="Calibri" w:cs="Calibri" w:eastAsia="Calibri" w:hAnsi="Calibri"/>
+          <w:color w:val="0860A0"/>
+          <w:sz w:val="24"/>
+          <w:szCs w:val="24"/>
+        </w:rPr>
+        <w:t xml:space="preserve">■  </w:t>
+      </w:r>
+      <w:r>
+        <w:rPr>
+          <w:rFonts w:ascii="Calibri" w:cs="Calibri" w:eastAsia="Calibri" w:hAnsi="Calibri"/>
           <w:b/>
           <w:bCs/>
-          <w:color w:val="1D1D1B"/>
-          <w:sz w:val="28"/>
-          <w:szCs w:val="28"/>
-        </w:rPr>
-        <w:t xml:space="preserve">¿QUÉ LOGRARÁS?</w:t>
+          <w:color w:val="183A43"/>
+          <w:sz w:val="30"/>
+          <w:szCs w:val="30"/>
+        </w:rPr>
+        <w:t xml:space="preserve">¿Qué lograrás?</w:t>
       </w:r>
     </w:p>
     <w:tbl>
@@ -364,11 +371,11 @@
             <w:tcW w:type="dxa" w:w="10080"/>
             <w:tcBorders>
               <w:top w:val="none" w:color="FFFFFF" w:sz="0"/>
-              <w:left w:val="single" w:color="0B6F86" w:sz="24"/>
+              <w:left w:val="single" w:color="0860A0" w:sz="24"/>
               <w:bottom w:val="none" w:color="FFFFFF" w:sz="0"/>
               <w:right w:val="none" w:color="FFFFFF" w:sz="0"/>
             </w:tcBorders>
-            <w:shd w:fill="E4F3F6" w:color="auto" w:val="clear"/>
+            <w:shd w:fill="EEEBF8" w:color="auto" w:val="clear"/>
             <w:tcMar>
               <w:top w:type="dxa" w:w="160"/>
               <w:left w:type="dxa" w:w="240"/>
@@ -385,7 +392,7 @@
                 <w:rFonts w:ascii="Calibri" w:cs="Calibri" w:eastAsia="Calibri" w:hAnsi="Calibri"/>
                 <w:b/>
                 <w:bCs/>
-                <w:color w:val="0B6F86"/>
+                <w:color w:val="52656A"/>
                 <w:spacing w:val="20"/>
                 <w:sz w:val="17"/>
                 <w:szCs w:val="17"/>
@@ -400,7 +407,7 @@
             <w:r>
               <w:rPr>
                 <w:rFonts w:ascii="Calibri" w:cs="Calibri" w:eastAsia="Calibri" w:hAnsi="Calibri"/>
-                <w:color w:val="1D1D1B"/>
+                <w:color w:val="183A43"/>
                 <w:sz w:val="23"/>
                 <w:szCs w:val="23"/>
               </w:rPr>
@@ -420,20 +427,29 @@
         <w:pStyle w:val="Heading1"/>
         <w:keepNext/>
         <w:pBdr>
-          <w:bottom w:val="single" w:color="0B6F86" w:sz="18" w:space="4"/>
+          <w:bottom w:val="single" w:color="CAD6D0" w:sz="4" w:space="4"/>
         </w:pBdr>
         <w:spacing w:after="160" w:before="360"/>
       </w:pPr>
       <w:r>
         <w:rPr>
           <w:rFonts w:ascii="Calibri" w:cs="Calibri" w:eastAsia="Calibri" w:hAnsi="Calibri"/>
+          <w:color w:val="0860A0"/>
+          <w:sz w:val="24"/>
+          <w:szCs w:val="24"/>
+        </w:rPr>
+        <w:t xml:space="preserve">■  </w:t>
+      </w:r>
+      <w:r>
+        <w:rPr>
+          <w:rFonts w:ascii="Calibri" w:cs="Calibri" w:eastAsia="Calibri" w:hAnsi="Calibri"/>
           <w:b/>
           <w:bCs/>
-          <w:color w:val="1D1D1B"/>
-          <w:sz w:val="28"/>
-          <w:szCs w:val="28"/>
-        </w:rPr>
-        <w:t xml:space="preserve">PARA EMPEZAR</w:t>
+          <w:color w:val="183A43"/>
+          <w:sz w:val="30"/>
+          <w:szCs w:val="30"/>
+        </w:rPr>
+        <w:t xml:space="preserve">Para empezar</w:t>
       </w:r>
     </w:p>
     <w:p>
@@ -443,7 +459,7 @@
       <w:r>
         <w:rPr>
           <w:rFonts w:ascii="Calibri" w:cs="Calibri" w:eastAsia="Calibri" w:hAnsi="Calibri"/>
-          <w:color w:val="1D1D1B"/>
+          <w:color w:val="183A43"/>
           <w:sz w:val="22"/>
           <w:szCs w:val="22"/>
         </w:rPr>
@@ -457,7 +473,7 @@
       <w:r>
         <w:rPr>
           <w:rFonts w:ascii="Calibri" w:cs="Calibri" w:eastAsia="Calibri" w:hAnsi="Calibri"/>
-          <w:color w:val="1D1D1B"/>
+          <w:color w:val="183A43"/>
           <w:sz w:val="22"/>
           <w:szCs w:val="22"/>
         </w:rPr>
@@ -475,7 +491,7 @@
           <w:rFonts w:ascii="Calibri" w:cs="Calibri" w:eastAsia="Calibri" w:hAnsi="Calibri"/>
           <w:b/>
           <w:bCs/>
-          <w:color w:val="1D1D1B"/>
+          <w:color w:val="183A43"/>
           <w:sz w:val="23"/>
           <w:szCs w:val="23"/>
         </w:rPr>
@@ -494,7 +510,7 @@
       <w:r>
         <w:rPr>
           <w:rFonts w:ascii="Calibri" w:cs="Calibri" w:eastAsia="Calibri" w:hAnsi="Calibri"/>
-          <w:color w:val="1D1D1B"/>
+          <w:color w:val="183A43"/>
           <w:sz w:val="22"/>
           <w:szCs w:val="22"/>
         </w:rPr>
@@ -513,7 +529,7 @@
       <w:r>
         <w:rPr>
           <w:rFonts w:ascii="Calibri" w:cs="Calibri" w:eastAsia="Calibri" w:hAnsi="Calibri"/>
-          <w:color w:val="1D1D1B"/>
+          <w:color w:val="183A43"/>
           <w:sz w:val="22"/>
           <w:szCs w:val="22"/>
         </w:rPr>
@@ -532,7 +548,7 @@
       <w:r>
         <w:rPr>
           <w:rFonts w:ascii="Calibri" w:cs="Calibri" w:eastAsia="Calibri" w:hAnsi="Calibri"/>
-          <w:color w:val="1D1D1B"/>
+          <w:color w:val="183A43"/>
           <w:sz w:val="22"/>
           <w:szCs w:val="22"/>
         </w:rPr>
@@ -544,20 +560,29 @@
         <w:pStyle w:val="Heading1"/>
         <w:keepNext/>
         <w:pBdr>
-          <w:bottom w:val="single" w:color="0B6F86" w:sz="18" w:space="4"/>
+          <w:bottom w:val="single" w:color="CAD6D0" w:sz="4" w:space="4"/>
         </w:pBdr>
         <w:spacing w:after="160" w:before="360"/>
       </w:pPr>
       <w:r>
         <w:rPr>
           <w:rFonts w:ascii="Calibri" w:cs="Calibri" w:eastAsia="Calibri" w:hAnsi="Calibri"/>
+          <w:color w:val="0860A0"/>
+          <w:sz w:val="24"/>
+          <w:szCs w:val="24"/>
+        </w:rPr>
+        <w:t xml:space="preserve">■  </w:t>
+      </w:r>
+      <w:r>
+        <w:rPr>
+          <w:rFonts w:ascii="Calibri" w:cs="Calibri" w:eastAsia="Calibri" w:hAnsi="Calibri"/>
           <w:b/>
           <w:bCs/>
-          <w:color w:val="1D1D1B"/>
-          <w:sz w:val="28"/>
-          <w:szCs w:val="28"/>
-        </w:rPr>
-        <w:t xml:space="preserve">PASO A PASO</w:t>
+          <w:color w:val="183A43"/>
+          <w:sz w:val="30"/>
+          <w:szCs w:val="30"/>
+        </w:rPr>
+        <w:t xml:space="preserve">Paso a paso</w:t>
       </w:r>
     </w:p>
     <w:p>
@@ -565,9 +590,9 @@
         <w:pStyle w:val="Heading2"/>
         <w:keepNext/>
         <w:pBdr>
-          <w:left w:val="single" w:color="0B6F86" w:sz="36" w:space="8"/>
+          <w:left w:val="single" w:color="0860A0" w:sz="36" w:space="8"/>
         </w:pBdr>
-        <w:shd w:fill="E4F3F6" w:color="auto" w:val="clear"/>
+        <w:shd w:fill="F1F4F0" w:color="auto" w:val="clear"/>
         <w:spacing w:after="100" w:before="280"/>
         <w:ind w:left="160"/>
       </w:pPr>
@@ -576,7 +601,7 @@
           <w:rFonts w:ascii="Calibri" w:cs="Calibri" w:eastAsia="Calibri" w:hAnsi="Calibri"/>
           <w:b/>
           <w:bCs/>
-          <w:color w:val="0B6F86"/>
+          <w:color w:val="52656A"/>
           <w:spacing w:val="20"/>
           <w:sz w:val="18"/>
           <w:szCs w:val="18"/>
@@ -594,7 +619,7 @@
           <w:rFonts w:ascii="Calibri" w:cs="Calibri" w:eastAsia="Calibri" w:hAnsi="Calibri"/>
           <w:b/>
           <w:bCs/>
-          <w:color w:val="1D1D1B"/>
+          <w:color w:val="183A43"/>
           <w:sz w:val="24"/>
           <w:szCs w:val="24"/>
         </w:rPr>
@@ -613,7 +638,7 @@
       <w:r>
         <w:rPr>
           <w:rFonts w:ascii="Calibri" w:cs="Calibri" w:eastAsia="Calibri" w:hAnsi="Calibri"/>
-          <w:color w:val="1D1D1B"/>
+          <w:color w:val="183A43"/>
           <w:sz w:val="22"/>
           <w:szCs w:val="22"/>
         </w:rPr>
@@ -625,9 +650,9 @@
         <w:pStyle w:val="Heading2"/>
         <w:keepNext/>
         <w:pBdr>
-          <w:left w:val="single" w:color="0B6F86" w:sz="36" w:space="8"/>
+          <w:left w:val="single" w:color="0860A0" w:sz="36" w:space="8"/>
         </w:pBdr>
-        <w:shd w:fill="E4F3F6" w:color="auto" w:val="clear"/>
+        <w:shd w:fill="F1F4F0" w:color="auto" w:val="clear"/>
         <w:spacing w:after="100" w:before="280"/>
         <w:ind w:left="160"/>
       </w:pPr>
@@ -636,7 +661,7 @@
           <w:rFonts w:ascii="Calibri" w:cs="Calibri" w:eastAsia="Calibri" w:hAnsi="Calibri"/>
           <w:b/>
           <w:bCs/>
-          <w:color w:val="0B6F86"/>
+          <w:color w:val="52656A"/>
           <w:spacing w:val="20"/>
           <w:sz w:val="18"/>
           <w:szCs w:val="18"/>
@@ -654,7 +679,7 @@
           <w:rFonts w:ascii="Calibri" w:cs="Calibri" w:eastAsia="Calibri" w:hAnsi="Calibri"/>
           <w:b/>
           <w:bCs/>
-          <w:color w:val="1D1D1B"/>
+          <w:color w:val="183A43"/>
           <w:sz w:val="24"/>
           <w:szCs w:val="24"/>
         </w:rPr>
@@ -673,7 +698,7 @@
       <w:r>
         <w:rPr>
           <w:rFonts w:ascii="Calibri" w:cs="Calibri" w:eastAsia="Calibri" w:hAnsi="Calibri"/>
-          <w:color w:val="1D1D1B"/>
+          <w:color w:val="183A43"/>
           <w:sz w:val="22"/>
           <w:szCs w:val="22"/>
         </w:rPr>
@@ -692,7 +717,7 @@
       <w:r>
         <w:rPr>
           <w:rFonts w:ascii="Calibri" w:cs="Calibri" w:eastAsia="Calibri" w:hAnsi="Calibri"/>
-          <w:color w:val="1D1D1B"/>
+          <w:color w:val="183A43"/>
           <w:sz w:val="22"/>
           <w:szCs w:val="22"/>
         </w:rPr>
@@ -711,7 +736,7 @@
       <w:r>
         <w:rPr>
           <w:rFonts w:ascii="Calibri" w:cs="Calibri" w:eastAsia="Calibri" w:hAnsi="Calibri"/>
-          <w:color w:val="1D1D1B"/>
+          <w:color w:val="183A43"/>
           <w:sz w:val="22"/>
           <w:szCs w:val="22"/>
         </w:rPr>
@@ -730,7 +755,7 @@
       <w:r>
         <w:rPr>
           <w:rFonts w:ascii="Calibri" w:cs="Calibri" w:eastAsia="Calibri" w:hAnsi="Calibri"/>
-          <w:color w:val="1D1D1B"/>
+          <w:color w:val="183A43"/>
           <w:sz w:val="22"/>
           <w:szCs w:val="22"/>
         </w:rPr>
@@ -742,9 +767,9 @@
         <w:pStyle w:val="Heading2"/>
         <w:keepNext/>
         <w:pBdr>
-          <w:left w:val="single" w:color="0B6F86" w:sz="36" w:space="8"/>
+          <w:left w:val="single" w:color="0860A0" w:sz="36" w:space="8"/>
         </w:pBdr>
-        <w:shd w:fill="E4F3F6" w:color="auto" w:val="clear"/>
+        <w:shd w:fill="F1F4F0" w:color="auto" w:val="clear"/>
         <w:spacing w:after="100" w:before="280"/>
         <w:ind w:left="160"/>
       </w:pPr>
@@ -753,7 +778,7 @@
           <w:rFonts w:ascii="Calibri" w:cs="Calibri" w:eastAsia="Calibri" w:hAnsi="Calibri"/>
           <w:b/>
           <w:bCs/>
-          <w:color w:val="0B6F86"/>
+          <w:color w:val="52656A"/>
           <w:spacing w:val="20"/>
           <w:sz w:val="18"/>
           <w:szCs w:val="18"/>
@@ -771,7 +796,7 @@
           <w:rFonts w:ascii="Calibri" w:cs="Calibri" w:eastAsia="Calibri" w:hAnsi="Calibri"/>
           <w:b/>
           <w:bCs/>
-          <w:color w:val="1D1D1B"/>
+          <w:color w:val="183A43"/>
           <w:sz w:val="24"/>
           <w:szCs w:val="24"/>
         </w:rPr>
@@ -790,7 +815,7 @@
       <w:r>
         <w:rPr>
           <w:rFonts w:ascii="Calibri" w:cs="Calibri" w:eastAsia="Calibri" w:hAnsi="Calibri"/>
-          <w:color w:val="1D1D1B"/>
+          <w:color w:val="183A43"/>
           <w:sz w:val="22"/>
           <w:szCs w:val="22"/>
         </w:rPr>
@@ -809,7 +834,7 @@
       <w:r>
         <w:rPr>
           <w:rFonts w:ascii="Calibri" w:cs="Calibri" w:eastAsia="Calibri" w:hAnsi="Calibri"/>
-          <w:color w:val="1D1D1B"/>
+          <w:color w:val="183A43"/>
           <w:sz w:val="22"/>
           <w:szCs w:val="22"/>
         </w:rPr>
@@ -828,7 +853,7 @@
       <w:r>
         <w:rPr>
           <w:rFonts w:ascii="Calibri" w:cs="Calibri" w:eastAsia="Calibri" w:hAnsi="Calibri"/>
-          <w:color w:val="1D1D1B"/>
+          <w:color w:val="183A43"/>
           <w:sz w:val="22"/>
           <w:szCs w:val="22"/>
         </w:rPr>
@@ -847,7 +872,7 @@
       <w:r>
         <w:rPr>
           <w:rFonts w:ascii="Calibri" w:cs="Calibri" w:eastAsia="Calibri" w:hAnsi="Calibri"/>
-          <w:color w:val="1D1D1B"/>
+          <w:color w:val="183A43"/>
           <w:sz w:val="22"/>
           <w:szCs w:val="22"/>
         </w:rPr>
@@ -876,11 +901,11 @@
             <w:tcW w:type="dxa" w:w="10080"/>
             <w:tcBorders>
               <w:top w:val="none" w:color="FFFFFF" w:sz="0"/>
-              <w:left w:val="single" w:color="EF7D00" w:sz="24"/>
+              <w:left w:val="single" w:color="F37012" w:sz="24"/>
               <w:bottom w:val="none" w:color="FFFFFF" w:sz="0"/>
               <w:right w:val="none" w:color="FFFFFF" w:sz="0"/>
             </w:tcBorders>
-            <w:shd w:fill="FFF4DC" w:color="auto" w:val="clear"/>
+            <w:shd w:fill="E8F2E9" w:color="auto" w:val="clear"/>
             <w:tcMar>
               <w:top w:type="dxa" w:w="160"/>
               <w:left w:type="dxa" w:w="240"/>
@@ -897,7 +922,7 @@
                 <w:rFonts w:ascii="Calibri" w:cs="Calibri" w:eastAsia="Calibri" w:hAnsi="Calibri"/>
                 <w:b/>
                 <w:bCs/>
-                <w:color w:val="8A5A00"/>
+                <w:color w:val="52656A"/>
                 <w:spacing w:val="20"/>
                 <w:sz w:val="17"/>
                 <w:szCs w:val="17"/>
@@ -912,7 +937,7 @@
             <w:r>
               <w:rPr>
                 <w:rFonts w:ascii="Calibri" w:cs="Calibri" w:eastAsia="Calibri" w:hAnsi="Calibri"/>
-                <w:color w:val="1D1D1B"/>
+                <w:color w:val="183A43"/>
                 <w:sz w:val="22"/>
                 <w:szCs w:val="22"/>
               </w:rPr>
@@ -932,9 +957,9 @@
         <w:pStyle w:val="Heading2"/>
         <w:keepNext/>
         <w:pBdr>
-          <w:left w:val="single" w:color="0B6F86" w:sz="36" w:space="8"/>
+          <w:left w:val="single" w:color="0860A0" w:sz="36" w:space="8"/>
         </w:pBdr>
-        <w:shd w:fill="E4F3F6" w:color="auto" w:val="clear"/>
+        <w:shd w:fill="F1F4F0" w:color="auto" w:val="clear"/>
         <w:spacing w:after="100" w:before="280"/>
         <w:ind w:left="160"/>
       </w:pPr>
@@ -943,7 +968,7 @@
           <w:rFonts w:ascii="Calibri" w:cs="Calibri" w:eastAsia="Calibri" w:hAnsi="Calibri"/>
           <w:b/>
           <w:bCs/>
-          <w:color w:val="0B6F86"/>
+          <w:color w:val="52656A"/>
           <w:spacing w:val="20"/>
           <w:sz w:val="18"/>
           <w:szCs w:val="18"/>
@@ -961,7 +986,7 @@
           <w:rFonts w:ascii="Calibri" w:cs="Calibri" w:eastAsia="Calibri" w:hAnsi="Calibri"/>
           <w:b/>
           <w:bCs/>
-          <w:color w:val="1D1D1B"/>
+          <w:color w:val="183A43"/>
           <w:sz w:val="24"/>
           <w:szCs w:val="24"/>
         </w:rPr>
@@ -980,7 +1005,7 @@
       <w:r>
         <w:rPr>
           <w:rFonts w:ascii="Calibri" w:cs="Calibri" w:eastAsia="Calibri" w:hAnsi="Calibri"/>
-          <w:color w:val="1D1D1B"/>
+          <w:color w:val="183A43"/>
           <w:sz w:val="22"/>
           <w:szCs w:val="22"/>
         </w:rPr>
@@ -999,7 +1024,7 @@
       <w:r>
         <w:rPr>
           <w:rFonts w:ascii="Calibri" w:cs="Calibri" w:eastAsia="Calibri" w:hAnsi="Calibri"/>
-          <w:color w:val="1D1D1B"/>
+          <w:color w:val="183A43"/>
           <w:sz w:val="22"/>
           <w:szCs w:val="22"/>
         </w:rPr>
@@ -1011,9 +1036,9 @@
         <w:pStyle w:val="Heading2"/>
         <w:keepNext/>
         <w:pBdr>
-          <w:left w:val="single" w:color="0B6F86" w:sz="36" w:space="8"/>
+          <w:left w:val="single" w:color="0860A0" w:sz="36" w:space="8"/>
         </w:pBdr>
-        <w:shd w:fill="E4F3F6" w:color="auto" w:val="clear"/>
+        <w:shd w:fill="F1F4F0" w:color="auto" w:val="clear"/>
         <w:spacing w:after="100" w:before="280"/>
         <w:ind w:left="160"/>
       </w:pPr>
@@ -1022,7 +1047,7 @@
           <w:rFonts w:ascii="Calibri" w:cs="Calibri" w:eastAsia="Calibri" w:hAnsi="Calibri"/>
           <w:b/>
           <w:bCs/>
-          <w:color w:val="0B6F86"/>
+          <w:color w:val="52656A"/>
           <w:spacing w:val="20"/>
           <w:sz w:val="18"/>
           <w:szCs w:val="18"/>
@@ -1040,7 +1065,7 @@
           <w:rFonts w:ascii="Calibri" w:cs="Calibri" w:eastAsia="Calibri" w:hAnsi="Calibri"/>
           <w:b/>
           <w:bCs/>
-          <w:color w:val="1D1D1B"/>
+          <w:color w:val="183A43"/>
           <w:sz w:val="24"/>
           <w:szCs w:val="24"/>
         </w:rPr>
@@ -1059,7 +1084,7 @@
       <w:r>
         <w:rPr>
           <w:rFonts w:ascii="Calibri" w:cs="Calibri" w:eastAsia="Calibri" w:hAnsi="Calibri"/>
-          <w:color w:val="1D1D1B"/>
+          <w:color w:val="183A43"/>
           <w:sz w:val="22"/>
           <w:szCs w:val="22"/>
         </w:rPr>
@@ -1078,7 +1103,7 @@
       <w:r>
         <w:rPr>
           <w:rFonts w:ascii="Calibri" w:cs="Calibri" w:eastAsia="Calibri" w:hAnsi="Calibri"/>
-          <w:color w:val="1D1D1B"/>
+          <w:color w:val="183A43"/>
           <w:sz w:val="22"/>
           <w:szCs w:val="22"/>
         </w:rPr>
@@ -1097,7 +1122,7 @@
       <w:r>
         <w:rPr>
           <w:rFonts w:ascii="Calibri" w:cs="Calibri" w:eastAsia="Calibri" w:hAnsi="Calibri"/>
-          <w:color w:val="1D1D1B"/>
+          <w:color w:val="183A43"/>
           <w:sz w:val="22"/>
           <w:szCs w:val="22"/>
         </w:rPr>
@@ -1116,7 +1141,7 @@
       <w:r>
         <w:rPr>
           <w:rFonts w:ascii="Calibri" w:cs="Calibri" w:eastAsia="Calibri" w:hAnsi="Calibri"/>
-          <w:color w:val="1D1D1B"/>
+          <w:color w:val="183A43"/>
           <w:sz w:val="22"/>
           <w:szCs w:val="22"/>
         </w:rPr>
@@ -1128,9 +1153,9 @@
         <w:pStyle w:val="Heading2"/>
         <w:keepNext/>
         <w:pBdr>
-          <w:left w:val="single" w:color="0B6F86" w:sz="36" w:space="8"/>
+          <w:left w:val="single" w:color="0860A0" w:sz="36" w:space="8"/>
         </w:pBdr>
-        <w:shd w:fill="E4F3F6" w:color="auto" w:val="clear"/>
+        <w:shd w:fill="F1F4F0" w:color="auto" w:val="clear"/>
         <w:spacing w:after="100" w:before="280"/>
         <w:ind w:left="160"/>
       </w:pPr>
@@ -1139,7 +1164,7 @@
           <w:rFonts w:ascii="Calibri" w:cs="Calibri" w:eastAsia="Calibri" w:hAnsi="Calibri"/>
           <w:b/>
           <w:bCs/>
-          <w:color w:val="0B6F86"/>
+          <w:color w:val="52656A"/>
           <w:spacing w:val="20"/>
           <w:sz w:val="18"/>
           <w:szCs w:val="18"/>
@@ -1157,7 +1182,7 @@
           <w:rFonts w:ascii="Calibri" w:cs="Calibri" w:eastAsia="Calibri" w:hAnsi="Calibri"/>
           <w:b/>
           <w:bCs/>
-          <w:color w:val="1D1D1B"/>
+          <w:color w:val="183A43"/>
           <w:sz w:val="24"/>
           <w:szCs w:val="24"/>
         </w:rPr>
@@ -1176,7 +1201,7 @@
       <w:r>
         <w:rPr>
           <w:rFonts w:ascii="Calibri" w:cs="Calibri" w:eastAsia="Calibri" w:hAnsi="Calibri"/>
-          <w:color w:val="1D1D1B"/>
+          <w:color w:val="183A43"/>
           <w:sz w:val="22"/>
           <w:szCs w:val="22"/>
         </w:rPr>
@@ -1195,7 +1220,7 @@
       <w:r>
         <w:rPr>
           <w:rFonts w:ascii="Calibri" w:cs="Calibri" w:eastAsia="Calibri" w:hAnsi="Calibri"/>
-          <w:color w:val="1D1D1B"/>
+          <w:color w:val="183A43"/>
           <w:sz w:val="22"/>
           <w:szCs w:val="22"/>
         </w:rPr>
@@ -1214,7 +1239,7 @@
       <w:r>
         <w:rPr>
           <w:rFonts w:ascii="Calibri" w:cs="Calibri" w:eastAsia="Calibri" w:hAnsi="Calibri"/>
-          <w:color w:val="1D1D1B"/>
+          <w:color w:val="183A43"/>
           <w:sz w:val="22"/>
           <w:szCs w:val="22"/>
         </w:rPr>
@@ -1226,9 +1251,9 @@
         <w:pStyle w:val="Heading2"/>
         <w:keepNext/>
         <w:pBdr>
-          <w:left w:val="single" w:color="0B6F86" w:sz="36" w:space="8"/>
+          <w:left w:val="single" w:color="0860A0" w:sz="36" w:space="8"/>
         </w:pBdr>
-        <w:shd w:fill="E4F3F6" w:color="auto" w:val="clear"/>
+        <w:shd w:fill="F1F4F0" w:color="auto" w:val="clear"/>
         <w:spacing w:after="100" w:before="280"/>
         <w:ind w:left="160"/>
       </w:pPr>
@@ -1237,7 +1262,7 @@
           <w:rFonts w:ascii="Calibri" w:cs="Calibri" w:eastAsia="Calibri" w:hAnsi="Calibri"/>
           <w:b/>
           <w:bCs/>
-          <w:color w:val="0B6F86"/>
+          <w:color w:val="52656A"/>
           <w:spacing w:val="20"/>
           <w:sz w:val="18"/>
           <w:szCs w:val="18"/>
@@ -1255,7 +1280,7 @@
           <w:rFonts w:ascii="Calibri" w:cs="Calibri" w:eastAsia="Calibri" w:hAnsi="Calibri"/>
           <w:b/>
           <w:bCs/>
-          <w:color w:val="1D1D1B"/>
+          <w:color w:val="183A43"/>
           <w:sz w:val="24"/>
           <w:szCs w:val="24"/>
         </w:rPr>
@@ -1274,7 +1299,7 @@
       <w:r>
         <w:rPr>
           <w:rFonts w:ascii="Calibri" w:cs="Calibri" w:eastAsia="Calibri" w:hAnsi="Calibri"/>
-          <w:color w:val="1D1D1B"/>
+          <w:color w:val="183A43"/>
           <w:sz w:val="22"/>
           <w:szCs w:val="22"/>
         </w:rPr>
@@ -1293,7 +1318,7 @@
       <w:r>
         <w:rPr>
           <w:rFonts w:ascii="Calibri" w:cs="Calibri" w:eastAsia="Calibri" w:hAnsi="Calibri"/>
-          <w:color w:val="1D1D1B"/>
+          <w:color w:val="183A43"/>
           <w:sz w:val="22"/>
           <w:szCs w:val="22"/>
         </w:rPr>
@@ -1305,9 +1330,9 @@
         <w:pStyle w:val="Heading2"/>
         <w:keepNext/>
         <w:pBdr>
-          <w:left w:val="single" w:color="0B6F86" w:sz="36" w:space="8"/>
+          <w:left w:val="single" w:color="0860A0" w:sz="36" w:space="8"/>
         </w:pBdr>
-        <w:shd w:fill="E4F3F6" w:color="auto" w:val="clear"/>
+        <w:shd w:fill="F1F4F0" w:color="auto" w:val="clear"/>
         <w:spacing w:after="100" w:before="280"/>
         <w:ind w:left="160"/>
       </w:pPr>
@@ -1316,7 +1341,7 @@
           <w:rFonts w:ascii="Calibri" w:cs="Calibri" w:eastAsia="Calibri" w:hAnsi="Calibri"/>
           <w:b/>
           <w:bCs/>
-          <w:color w:val="0B6F86"/>
+          <w:color w:val="52656A"/>
           <w:spacing w:val="20"/>
           <w:sz w:val="18"/>
           <w:szCs w:val="18"/>
@@ -1334,7 +1359,7 @@
           <w:rFonts w:ascii="Calibri" w:cs="Calibri" w:eastAsia="Calibri" w:hAnsi="Calibri"/>
           <w:b/>
           <w:bCs/>
-          <w:color w:val="1D1D1B"/>
+          <w:color w:val="183A43"/>
           <w:sz w:val="24"/>
           <w:szCs w:val="24"/>
         </w:rPr>
@@ -1353,7 +1378,7 @@
       <w:r>
         <w:rPr>
           <w:rFonts w:ascii="Calibri" w:cs="Calibri" w:eastAsia="Calibri" w:hAnsi="Calibri"/>
-          <w:color w:val="1D1D1B"/>
+          <w:color w:val="183A43"/>
           <w:sz w:val="22"/>
           <w:szCs w:val="22"/>
         </w:rPr>
@@ -1372,7 +1397,7 @@
       <w:r>
         <w:rPr>
           <w:rFonts w:ascii="Calibri" w:cs="Calibri" w:eastAsia="Calibri" w:hAnsi="Calibri"/>
-          <w:color w:val="1D1D1B"/>
+          <w:color w:val="183A43"/>
           <w:sz w:val="22"/>
           <w:szCs w:val="22"/>
         </w:rPr>
@@ -1391,7 +1416,7 @@
       <w:r>
         <w:rPr>
           <w:rFonts w:ascii="Calibri" w:cs="Calibri" w:eastAsia="Calibri" w:hAnsi="Calibri"/>
-          <w:color w:val="1D1D1B"/>
+          <w:color w:val="183A43"/>
           <w:sz w:val="22"/>
           <w:szCs w:val="22"/>
         </w:rPr>
@@ -1410,7 +1435,7 @@
       <w:r>
         <w:rPr>
           <w:rFonts w:ascii="Calibri" w:cs="Calibri" w:eastAsia="Calibri" w:hAnsi="Calibri"/>
-          <w:color w:val="1D1D1B"/>
+          <w:color w:val="183A43"/>
           <w:sz w:val="22"/>
           <w:szCs w:val="22"/>
         </w:rPr>
@@ -1429,7 +1454,7 @@
       <w:r>
         <w:rPr>
           <w:rFonts w:ascii="Calibri" w:cs="Calibri" w:eastAsia="Calibri" w:hAnsi="Calibri"/>
-          <w:color w:val="1D1D1B"/>
+          <w:color w:val="183A43"/>
           <w:sz w:val="22"/>
           <w:szCs w:val="22"/>
         </w:rPr>
@@ -1441,9 +1466,9 @@
         <w:pStyle w:val="Heading2"/>
         <w:keepNext/>
         <w:pBdr>
-          <w:left w:val="single" w:color="0B6F86" w:sz="36" w:space="8"/>
+          <w:left w:val="single" w:color="0860A0" w:sz="36" w:space="8"/>
         </w:pBdr>
-        <w:shd w:fill="E4F3F6" w:color="auto" w:val="clear"/>
+        <w:shd w:fill="F1F4F0" w:color="auto" w:val="clear"/>
         <w:spacing w:after="100" w:before="280"/>
         <w:ind w:left="160"/>
       </w:pPr>
@@ -1452,7 +1477,7 @@
           <w:rFonts w:ascii="Calibri" w:cs="Calibri" w:eastAsia="Calibri" w:hAnsi="Calibri"/>
           <w:b/>
           <w:bCs/>
-          <w:color w:val="0B6F86"/>
+          <w:color w:val="52656A"/>
           <w:spacing w:val="20"/>
           <w:sz w:val="18"/>
           <w:szCs w:val="18"/>
@@ -1470,7 +1495,7 @@
           <w:rFonts w:ascii="Calibri" w:cs="Calibri" w:eastAsia="Calibri" w:hAnsi="Calibri"/>
           <w:b/>
           <w:bCs/>
-          <w:color w:val="1D1D1B"/>
+          <w:color w:val="183A43"/>
           <w:sz w:val="24"/>
           <w:szCs w:val="24"/>
         </w:rPr>
@@ -1489,7 +1514,7 @@
       <w:r>
         <w:rPr>
           <w:rFonts w:ascii="Calibri" w:cs="Calibri" w:eastAsia="Calibri" w:hAnsi="Calibri"/>
-          <w:color w:val="1D1D1B"/>
+          <w:color w:val="183A43"/>
           <w:sz w:val="22"/>
           <w:szCs w:val="22"/>
         </w:rPr>
@@ -1508,7 +1533,7 @@
       <w:r>
         <w:rPr>
           <w:rFonts w:ascii="Calibri" w:cs="Calibri" w:eastAsia="Calibri" w:hAnsi="Calibri"/>
-          <w:color w:val="1D1D1B"/>
+          <w:color w:val="183A43"/>
           <w:sz w:val="22"/>
           <w:szCs w:val="22"/>
         </w:rPr>
@@ -1520,35 +1545,44 @@
         <w:pStyle w:val="Heading1"/>
         <w:keepNext/>
         <w:pBdr>
-          <w:bottom w:val="single" w:color="0B6F86" w:sz="18" w:space="4"/>
+          <w:bottom w:val="single" w:color="CAD6D0" w:sz="4" w:space="4"/>
         </w:pBdr>
         <w:spacing w:after="160" w:before="360"/>
       </w:pPr>
       <w:r>
         <w:rPr>
           <w:rFonts w:ascii="Calibri" w:cs="Calibri" w:eastAsia="Calibri" w:hAnsi="Calibri"/>
+          <w:color w:val="0860A0"/>
+          <w:sz w:val="24"/>
+          <w:szCs w:val="24"/>
+        </w:rPr>
+        <w:t xml:space="preserve">■  </w:t>
+      </w:r>
+      <w:r>
+        <w:rPr>
+          <w:rFonts w:ascii="Calibri" w:cs="Calibri" w:eastAsia="Calibri" w:hAnsi="Calibri"/>
           <w:b/>
           <w:bCs/>
-          <w:color w:val="1D1D1B"/>
-          <w:sz w:val="28"/>
-          <w:szCs w:val="28"/>
-        </w:rPr>
-        <w:t xml:space="preserve">BUENAS PRÁCTICAS</w:t>
-      </w:r>
-    </w:p>
-    <w:p>
-      <w:pPr>
-        <w:pStyle w:val="ListParagraph"/>
-        <w:numPr>
-          <w:ilvl w:val="0"/>
-          <w:numId w:val="2"/>
-        </w:numPr>
-        <w:spacing w:after="80" w:line="290"/>
-      </w:pPr>
-      <w:r>
-        <w:rPr>
-          <w:rFonts w:ascii="Calibri" w:cs="Calibri" w:eastAsia="Calibri" w:hAnsi="Calibri"/>
-          <w:color w:val="1D1D1B"/>
+          <w:color w:val="183A43"/>
+          <w:sz w:val="30"/>
+          <w:szCs w:val="30"/>
+        </w:rPr>
+        <w:t xml:space="preserve">Buenas prácticas</w:t>
+      </w:r>
+    </w:p>
+    <w:p>
+      <w:pPr>
+        <w:pStyle w:val="ListParagraph"/>
+        <w:numPr>
+          <w:ilvl w:val="0"/>
+          <w:numId w:val="2"/>
+        </w:numPr>
+        <w:spacing w:after="80" w:line="290"/>
+      </w:pPr>
+      <w:r>
+        <w:rPr>
+          <w:rFonts w:ascii="Calibri" w:cs="Calibri" w:eastAsia="Calibri" w:hAnsi="Calibri"/>
+          <w:color w:val="183A43"/>
           <w:sz w:val="22"/>
           <w:szCs w:val="22"/>
         </w:rPr>
@@ -1567,7 +1601,7 @@
       <w:r>
         <w:rPr>
           <w:rFonts w:ascii="Calibri" w:cs="Calibri" w:eastAsia="Calibri" w:hAnsi="Calibri"/>
-          <w:color w:val="1D1D1B"/>
+          <w:color w:val="183A43"/>
           <w:sz w:val="22"/>
           <w:szCs w:val="22"/>
         </w:rPr>
@@ -1586,7 +1620,7 @@
       <w:r>
         <w:rPr>
           <w:rFonts w:ascii="Calibri" w:cs="Calibri" w:eastAsia="Calibri" w:hAnsi="Calibri"/>
-          <w:color w:val="1D1D1B"/>
+          <w:color w:val="183A43"/>
           <w:sz w:val="22"/>
           <w:szCs w:val="22"/>
         </w:rPr>
@@ -1605,7 +1639,7 @@
       <w:r>
         <w:rPr>
           <w:rFonts w:ascii="Calibri" w:cs="Calibri" w:eastAsia="Calibri" w:hAnsi="Calibri"/>
-          <w:color w:val="1D1D1B"/>
+          <w:color w:val="183A43"/>
           <w:sz w:val="22"/>
           <w:szCs w:val="22"/>
         </w:rPr>
@@ -1617,32 +1651,41 @@
         <w:pStyle w:val="Heading1"/>
         <w:keepNext/>
         <w:pBdr>
-          <w:bottom w:val="single" w:color="0B6F86" w:sz="18" w:space="4"/>
+          <w:bottom w:val="single" w:color="CAD6D0" w:sz="4" w:space="4"/>
         </w:pBdr>
         <w:spacing w:after="160" w:before="360"/>
       </w:pPr>
       <w:r>
         <w:rPr>
           <w:rFonts w:ascii="Calibri" w:cs="Calibri" w:eastAsia="Calibri" w:hAnsi="Calibri"/>
+          <w:color w:val="0860A0"/>
+          <w:sz w:val="24"/>
+          <w:szCs w:val="24"/>
+        </w:rPr>
+        <w:t xml:space="preserve">■  </w:t>
+      </w:r>
+      <w:r>
+        <w:rPr>
+          <w:rFonts w:ascii="Calibri" w:cs="Calibri" w:eastAsia="Calibri" w:hAnsi="Calibri"/>
           <w:b/>
           <w:bCs/>
-          <w:color w:val="1D1D1B"/>
-          <w:sz w:val="28"/>
-          <w:szCs w:val="28"/>
-        </w:rPr>
-        <w:t xml:space="preserve">ERRORES FRECUENTES Y CÓMO RESOLVERLOS</w:t>
+          <w:color w:val="183A43"/>
+          <w:sz w:val="30"/>
+          <w:szCs w:val="30"/>
+        </w:rPr>
+        <w:t xml:space="preserve">Errores frecuentes y cómo resolverlos</w:t>
       </w:r>
     </w:p>
     <w:tbl>
       <w:tblPr>
         <w:tblW w:type="dxa" w:w="10080"/>
         <w:tblBorders>
-          <w:top w:val="single" w:color="E2E2DF" w:sz="4"/>
-          <w:left w:val="single" w:color="E2E2DF" w:sz="4"/>
-          <w:bottom w:val="single" w:color="E2E2DF" w:sz="4"/>
-          <w:right w:val="single" w:color="E2E2DF" w:sz="4"/>
-          <w:insideH w:val="single" w:color="E2E2DF" w:sz="4"/>
-          <w:insideV w:val="single" w:color="E2E2DF" w:sz="4"/>
+          <w:top w:val="single" w:color="CAD6D0" w:sz="4"/>
+          <w:left w:val="single" w:color="CAD6D0" w:sz="4"/>
+          <w:bottom w:val="single" w:color="CAD6D0" w:sz="4"/>
+          <w:right w:val="single" w:color="CAD6D0" w:sz="4"/>
+          <w:insideH w:val="single" w:color="CAD6D0" w:sz="4"/>
+          <w:insideV w:val="single" w:color="CAD6D0" w:sz="4"/>
         </w:tblBorders>
         <w:tblLayout w:type="fixed"/>
       </w:tblPr>
@@ -1657,7 +1700,7 @@
         <w:tc>
           <w:tcPr>
             <w:tcW w:type="dxa" w:w="3629"/>
-            <w:shd w:fill="0B6F86" w:color="auto" w:val="clear"/>
+            <w:shd w:fill="E8F2E9" w:color="auto" w:val="clear"/>
             <w:tcMar>
               <w:top w:type="dxa" w:w="100"/>
               <w:left w:type="dxa" w:w="140"/>
@@ -1674,7 +1717,7 @@
               <w:rPr>
                 <w:b/>
                 <w:bCs/>
-                <w:color w:val="FFFFFF"/>
+                <w:color w:val="183A43"/>
                 <w:sz w:val="20"/>
                 <w:szCs w:val="20"/>
               </w:rPr>
@@ -1685,7 +1728,7 @@
         <w:tc>
           <w:tcPr>
             <w:tcW w:type="dxa" w:w="6451"/>
-            <w:shd w:fill="0B6F86" w:color="auto" w:val="clear"/>
+            <w:shd w:fill="E8F2E9" w:color="auto" w:val="clear"/>
             <w:tcMar>
               <w:top w:type="dxa" w:w="100"/>
               <w:left w:type="dxa" w:w="140"/>
@@ -1702,7 +1745,7 @@
               <w:rPr>
                 <w:b/>
                 <w:bCs/>
-                <w:color w:val="FFFFFF"/>
+                <w:color w:val="183A43"/>
                 <w:sz w:val="20"/>
                 <w:szCs w:val="20"/>
               </w:rPr>
@@ -1735,7 +1778,7 @@
               <w:rPr>
                 <w:b/>
                 <w:bCs/>
-                <w:color w:val="1D1D1B"/>
+                <w:color w:val="183A43"/>
                 <w:sz w:val="20"/>
                 <w:szCs w:val="20"/>
               </w:rPr>
@@ -1763,7 +1806,7 @@
               <w:rPr>
                 <w:b w:val="false"/>
                 <w:bCs w:val="false"/>
-                <w:color w:val="1D1D1B"/>
+                <w:color w:val="183A43"/>
                 <w:sz w:val="20"/>
                 <w:szCs w:val="20"/>
               </w:rPr>
@@ -1779,7 +1822,7 @@
         <w:tc>
           <w:tcPr>
             <w:tcW w:type="dxa" w:w="3629"/>
-            <w:shd w:fill="F4F4F2" w:color="auto" w:val="clear"/>
+            <w:shd w:fill="F1F4F0" w:color="auto" w:val="clear"/>
             <w:tcMar>
               <w:top w:type="dxa" w:w="100"/>
               <w:left w:type="dxa" w:w="140"/>
@@ -1796,7 +1839,7 @@
               <w:rPr>
                 <w:b/>
                 <w:bCs/>
-                <w:color w:val="1D1D1B"/>
+                <w:color w:val="183A43"/>
                 <w:sz w:val="20"/>
                 <w:szCs w:val="20"/>
               </w:rPr>
@@ -1807,7 +1850,7 @@
         <w:tc>
           <w:tcPr>
             <w:tcW w:type="dxa" w:w="6451"/>
-            <w:shd w:fill="F4F4F2" w:color="auto" w:val="clear"/>
+            <w:shd w:fill="F1F4F0" w:color="auto" w:val="clear"/>
             <w:tcMar>
               <w:top w:type="dxa" w:w="100"/>
               <w:left w:type="dxa" w:w="140"/>
@@ -1824,7 +1867,7 @@
               <w:rPr>
                 <w:b w:val="false"/>
                 <w:bCs w:val="false"/>
-                <w:color w:val="1D1D1B"/>
+                <w:color w:val="183A43"/>
                 <w:sz w:val="20"/>
                 <w:szCs w:val="20"/>
               </w:rPr>
@@ -1857,7 +1900,7 @@
               <w:rPr>
                 <w:b/>
                 <w:bCs/>
-                <w:color w:val="1D1D1B"/>
+                <w:color w:val="183A43"/>
                 <w:sz w:val="20"/>
                 <w:szCs w:val="20"/>
               </w:rPr>
@@ -1885,7 +1928,7 @@
               <w:rPr>
                 <w:b w:val="false"/>
                 <w:bCs w:val="false"/>
-                <w:color w:val="1D1D1B"/>
+                <w:color w:val="183A43"/>
                 <w:sz w:val="20"/>
                 <w:szCs w:val="20"/>
               </w:rPr>
@@ -1905,20 +1948,29 @@
         <w:pStyle w:val="Heading1"/>
         <w:keepNext/>
         <w:pBdr>
-          <w:bottom w:val="single" w:color="0B6F86" w:sz="18" w:space="4"/>
+          <w:bottom w:val="single" w:color="CAD6D0" w:sz="4" w:space="4"/>
         </w:pBdr>
         <w:spacing w:after="160" w:before="360"/>
       </w:pPr>
       <w:r>
         <w:rPr>
           <w:rFonts w:ascii="Calibri" w:cs="Calibri" w:eastAsia="Calibri" w:hAnsi="Calibri"/>
+          <w:color w:val="0860A0"/>
+          <w:sz w:val="24"/>
+          <w:szCs w:val="24"/>
+        </w:rPr>
+        <w:t xml:space="preserve">■  </w:t>
+      </w:r>
+      <w:r>
+        <w:rPr>
+          <w:rFonts w:ascii="Calibri" w:cs="Calibri" w:eastAsia="Calibri" w:hAnsi="Calibri"/>
           <w:b/>
           <w:bCs/>
-          <w:color w:val="1D1D1B"/>
-          <w:sz w:val="28"/>
-          <w:szCs w:val="28"/>
-        </w:rPr>
-        <w:t xml:space="preserve">RETO PRÁCTICO</w:t>
+          <w:color w:val="183A43"/>
+          <w:sz w:val="30"/>
+          <w:szCs w:val="30"/>
+        </w:rPr>
+        <w:t xml:space="preserve">Reto práctico</w:t>
       </w:r>
     </w:p>
     <w:tbl>
@@ -1943,11 +1995,11 @@
             <w:tcW w:type="dxa" w:w="10080"/>
             <w:tcBorders>
               <w:top w:val="none" w:color="FFFFFF" w:sz="0"/>
-              <w:left w:val="single" w:color="1D1D1B" w:sz="24"/>
+              <w:left w:val="single" w:color="183A43" w:sz="24"/>
               <w:bottom w:val="none" w:color="FFFFFF" w:sz="0"/>
               <w:right w:val="none" w:color="FFFFFF" w:sz="0"/>
             </w:tcBorders>
-            <w:shd w:fill="F4F4F2" w:color="auto" w:val="clear"/>
+            <w:shd w:fill="FFFFFF" w:color="auto" w:val="clear"/>
             <w:tcMar>
               <w:top w:type="dxa" w:w="160"/>
               <w:left w:type="dxa" w:w="240"/>
@@ -1964,7 +2016,7 @@
                 <w:rFonts w:ascii="Calibri" w:cs="Calibri" w:eastAsia="Calibri" w:hAnsi="Calibri"/>
                 <w:b/>
                 <w:bCs/>
-                <w:color w:val="1D1D1B"/>
+                <w:color w:val="52656A"/>
                 <w:spacing w:val="20"/>
                 <w:sz w:val="17"/>
                 <w:szCs w:val="17"/>
@@ -1979,7 +2031,7 @@
             <w:r>
               <w:rPr>
                 <w:rFonts w:ascii="Calibri" w:cs="Calibri" w:eastAsia="Calibri" w:hAnsi="Calibri"/>
-                <w:color w:val="1D1D1B"/>
+                <w:color w:val="183A43"/>
                 <w:sz w:val="22"/>
                 <w:szCs w:val="22"/>
               </w:rPr>
@@ -1999,20 +2051,29 @@
         <w:pStyle w:val="Heading1"/>
         <w:keepNext/>
         <w:pBdr>
-          <w:bottom w:val="single" w:color="0B6F86" w:sz="18" w:space="4"/>
+          <w:bottom w:val="single" w:color="CAD6D0" w:sz="4" w:space="4"/>
         </w:pBdr>
         <w:spacing w:after="160" w:before="360"/>
       </w:pPr>
       <w:r>
         <w:rPr>
           <w:rFonts w:ascii="Calibri" w:cs="Calibri" w:eastAsia="Calibri" w:hAnsi="Calibri"/>
+          <w:color w:val="0860A0"/>
+          <w:sz w:val="24"/>
+          <w:szCs w:val="24"/>
+        </w:rPr>
+        <w:t xml:space="preserve">■  </w:t>
+      </w:r>
+      <w:r>
+        <w:rPr>
+          <w:rFonts w:ascii="Calibri" w:cs="Calibri" w:eastAsia="Calibri" w:hAnsi="Calibri"/>
           <w:b/>
           <w:bCs/>
-          <w:color w:val="1D1D1B"/>
-          <w:sz w:val="28"/>
-          <w:szCs w:val="28"/>
-        </w:rPr>
-        <w:t xml:space="preserve">VERIFICA TU AVANCE</w:t>
+          <w:color w:val="183A43"/>
+          <w:sz w:val="30"/>
+          <w:szCs w:val="30"/>
+        </w:rPr>
+        <w:t xml:space="preserve">Verifica tu avance</w:t>
       </w:r>
     </w:p>
     <w:p>
@@ -2026,7 +2087,7 @@
       <w:r>
         <w:rPr>
           <w:rFonts w:ascii="Segoe UI Symbol" w:cs="Segoe UI Symbol" w:eastAsia="Segoe UI Symbol" w:hAnsi="Segoe UI Symbol"/>
-          <w:color w:val="5C5C5A"/>
+          <w:color w:val="52656A"/>
           <w:sz w:val="26"/>
           <w:szCs w:val="26"/>
         </w:rPr>
@@ -2035,7 +2096,7 @@
       <w:r>
         <w:rPr>
           <w:rFonts w:ascii="Calibri" w:cs="Calibri" w:eastAsia="Calibri" w:hAnsi="Calibri"/>
-          <w:color w:val="1D1D1B"/>
+          <w:color w:val="183A43"/>
           <w:sz w:val="22"/>
           <w:szCs w:val="22"/>
         </w:rPr>
@@ -2053,7 +2114,7 @@
       <w:r>
         <w:rPr>
           <w:rFonts w:ascii="Segoe UI Symbol" w:cs="Segoe UI Symbol" w:eastAsia="Segoe UI Symbol" w:hAnsi="Segoe UI Symbol"/>
-          <w:color w:val="5C5C5A"/>
+          <w:color w:val="52656A"/>
           <w:sz w:val="26"/>
           <w:szCs w:val="26"/>
         </w:rPr>
@@ -2062,7 +2123,7 @@
       <w:r>
         <w:rPr>
           <w:rFonts w:ascii="Calibri" w:cs="Calibri" w:eastAsia="Calibri" w:hAnsi="Calibri"/>
-          <w:color w:val="1D1D1B"/>
+          <w:color w:val="183A43"/>
           <w:sz w:val="22"/>
           <w:szCs w:val="22"/>
         </w:rPr>
@@ -2080,7 +2141,7 @@
       <w:r>
         <w:rPr>
           <w:rFonts w:ascii="Segoe UI Symbol" w:cs="Segoe UI Symbol" w:eastAsia="Segoe UI Symbol" w:hAnsi="Segoe UI Symbol"/>
-          <w:color w:val="5C5C5A"/>
+          <w:color w:val="52656A"/>
           <w:sz w:val="26"/>
           <w:szCs w:val="26"/>
         </w:rPr>
@@ -2089,7 +2150,7 @@
       <w:r>
         <w:rPr>
           <w:rFonts w:ascii="Calibri" w:cs="Calibri" w:eastAsia="Calibri" w:hAnsi="Calibri"/>
-          <w:color w:val="1D1D1B"/>
+          <w:color w:val="183A43"/>
           <w:sz w:val="22"/>
           <w:szCs w:val="22"/>
         </w:rPr>
@@ -2107,7 +2168,7 @@
       <w:r>
         <w:rPr>
           <w:rFonts w:ascii="Segoe UI Symbol" w:cs="Segoe UI Symbol" w:eastAsia="Segoe UI Symbol" w:hAnsi="Segoe UI Symbol"/>
-          <w:color w:val="5C5C5A"/>
+          <w:color w:val="52656A"/>
           <w:sz w:val="26"/>
           <w:szCs w:val="26"/>
         </w:rPr>
@@ -2116,7 +2177,7 @@
       <w:r>
         <w:rPr>
           <w:rFonts w:ascii="Calibri" w:cs="Calibri" w:eastAsia="Calibri" w:hAnsi="Calibri"/>
-          <w:color w:val="1D1D1B"/>
+          <w:color w:val="183A43"/>
           <w:sz w:val="22"/>
           <w:szCs w:val="22"/>
         </w:rPr>
@@ -2134,7 +2195,7 @@
       <w:r>
         <w:rPr>
           <w:rFonts w:ascii="Segoe UI Symbol" w:cs="Segoe UI Symbol" w:eastAsia="Segoe UI Symbol" w:hAnsi="Segoe UI Symbol"/>
-          <w:color w:val="5C5C5A"/>
+          <w:color w:val="52656A"/>
           <w:sz w:val="26"/>
           <w:szCs w:val="26"/>
         </w:rPr>
@@ -2143,7 +2204,7 @@
       <w:r>
         <w:rPr>
           <w:rFonts w:ascii="Calibri" w:cs="Calibri" w:eastAsia="Calibri" w:hAnsi="Calibri"/>
-          <w:color w:val="1D1D1B"/>
+          <w:color w:val="183A43"/>
           <w:sz w:val="22"/>
           <w:szCs w:val="22"/>
         </w:rPr>
@@ -2177,11 +2238,11 @@
             <w:tcW w:type="dxa" w:w="10080"/>
             <w:tcBorders>
               <w:top w:val="none" w:color="FFFFFF" w:sz="0"/>
-              <w:left w:val="single" w:color="EF7D00" w:sz="24"/>
+              <w:left w:val="single" w:color="F37012" w:sz="24"/>
               <w:bottom w:val="none" w:color="FFFFFF" w:sz="0"/>
               <w:right w:val="none" w:color="FFFFFF" w:sz="0"/>
             </w:tcBorders>
-            <w:shd w:fill="1D1D1B" w:color="auto" w:val="clear"/>
+            <w:shd w:fill="0D2227" w:color="auto" w:val="clear"/>
             <w:tcMar>
               <w:top w:type="dxa" w:w="240"/>
               <w:left w:type="dxa" w:w="300"/>
@@ -2198,7 +2259,7 @@
                 <w:rFonts w:ascii="Calibri" w:cs="Calibri" w:eastAsia="Calibri" w:hAnsi="Calibri"/>
                 <w:b/>
                 <w:bCs/>
-                <w:color w:val="EF7D00"/>
+                <w:color w:val="FFAD79"/>
                 <w:sz w:val="24"/>
                 <w:szCs w:val="24"/>
               </w:rPr>
@@ -2223,7 +2284,7 @@
             <w:r>
               <w:rPr>
                 <w:rFonts w:ascii="Calibri" w:cs="Calibri" w:eastAsia="Calibri" w:hAnsi="Calibri"/>
-                <w:color w:val="D1D5DB"/>
+                <w:color w:val="B4C4C6"/>
                 <w:sz w:val="18"/>
                 <w:szCs w:val="18"/>
               </w:rPr>
@@ -2293,7 +2354,7 @@
     <w:r>
       <w:rPr>
         <w:rFonts w:ascii="Calibri" w:cs="Calibri" w:eastAsia="Calibri" w:hAnsi="Calibri"/>
-        <w:color w:val="5C5C5A"/>
+        <w:color w:val="52656A"/>
         <w:sz w:val="16"/>
         <w:szCs w:val="16"/>
       </w:rPr>
@@ -2302,7 +2363,7 @@
     <w:r>
       <w:rPr>
         <w:rFonts w:ascii="Calibri" w:cs="Calibri" w:eastAsia="Calibri" w:hAnsi="Calibri"/>
-        <w:color w:val="5C5C5A"/>
+        <w:color w:val="52656A"/>
         <w:sz w:val="16"/>
         <w:szCs w:val="16"/>
       </w:rPr>
@@ -2311,7 +2372,7 @@
     <w:r>
       <w:rPr>
         <w:rFonts w:ascii="Calibri" w:cs="Calibri" w:eastAsia="Calibri" w:hAnsi="Calibri"/>
-        <w:color w:val="5C5C5A"/>
+        <w:color w:val="52656A"/>
         <w:sz w:val="16"/>
         <w:szCs w:val="16"/>
       </w:rPr>
@@ -2323,7 +2384,7 @@
     <w:r>
       <w:rPr>
         <w:rFonts w:ascii="Calibri" w:cs="Calibri" w:eastAsia="Calibri" w:hAnsi="Calibri"/>
-        <w:color w:val="5C5C5A"/>
+        <w:color w:val="52656A"/>
         <w:sz w:val="16"/>
         <w:szCs w:val="16"/>
       </w:rPr>
@@ -2332,7 +2393,7 @@
     <w:r>
       <w:rPr>
         <w:rFonts w:ascii="Calibri" w:cs="Calibri" w:eastAsia="Calibri" w:hAnsi="Calibri"/>
-        <w:color w:val="5C5C5A"/>
+        <w:color w:val="52656A"/>
         <w:sz w:val="16"/>
         <w:szCs w:val="16"/>
       </w:rPr>
@@ -2387,7 +2448,7 @@
   <w:p>
     <w:pPr>
       <w:pBdr>
-        <w:bottom w:val="single" w:color="E2E2DF" w:sz="4" w:space="6"/>
+        <w:bottom w:val="single" w:color="CAD6D0" w:sz="4" w:space="6"/>
       </w:pBdr>
       <w:tabs>
         <w:tab w:val="right" w:pos="10080"/>
@@ -2398,7 +2459,7 @@
         <w:rFonts w:ascii="Calibri" w:cs="Calibri" w:eastAsia="Calibri" w:hAnsi="Calibri"/>
         <w:b/>
         <w:bCs/>
-        <w:color w:val="A65200"/>
+        <w:color w:val="087F91"/>
         <w:sz w:val="17"/>
         <w:szCs w:val="17"/>
       </w:rPr>
@@ -2407,7 +2468,7 @@
     <w:r>
       <w:rPr>
         <w:rFonts w:ascii="Calibri" w:cs="Calibri" w:eastAsia="Calibri" w:hAnsi="Calibri"/>
-        <w:color w:val="5C5C5A"/>
+        <w:color w:val="52656A"/>
         <w:sz w:val="17"/>
         <w:szCs w:val="17"/>
       </w:rPr>
@@ -2418,7 +2479,7 @@
         <w:rFonts w:ascii="Calibri" w:cs="Calibri" w:eastAsia="Calibri" w:hAnsi="Calibri"/>
         <w:b/>
         <w:bCs/>
-        <w:color w:val="0B6F86"/>
+        <w:color w:val="183A43"/>
         <w:sz w:val="17"/>
         <w:szCs w:val="17"/>
       </w:rPr>
@@ -2527,7 +2588,7 @@
       <w:rPr>
         <w:b/>
         <w:bCs/>
-        <w:color w:val="EF7D00"/>
+        <w:color w:val="F37012"/>
       </w:rPr>
     </w:lvl>
   </w:abstractNum>
@@ -2552,7 +2613,7 @@
     <w:rPrDefault>
       <w:rPr>
         <w:rFonts w:ascii="Calibri" w:cs="Calibri" w:eastAsia="Calibri" w:hAnsi="Calibri"/>
-        <w:color w:val="1D1D1B"/>
+        <w:color w:val="183A43"/>
         <w:sz w:val="22"/>
         <w:szCs w:val="22"/>
       </w:rPr>
@@ -2732,7 +2793,7 @@
       <w:rFonts w:ascii="Calibri" w:cs="Calibri" w:eastAsia="Calibri" w:hAnsi="Calibri"/>
       <w:b/>
       <w:bCs/>
-      <w:color w:val="1D1D1B"/>
+      <w:color w:val="183A43"/>
       <w:sz w:val="28"/>
       <w:szCs w:val="28"/>
     </w:rPr>
@@ -2749,7 +2810,7 @@
       <w:rFonts w:ascii="Calibri" w:cs="Calibri" w:eastAsia="Calibri" w:hAnsi="Calibri"/>
       <w:b/>
       <w:bCs/>
-      <w:color w:val="1D1D1B"/>
+      <w:color w:val="183A43"/>
       <w:sz w:val="24"/>
       <w:szCs w:val="24"/>
     </w:rPr>
@@ -2766,7 +2827,7 @@
       <w:rFonts w:ascii="Calibri" w:cs="Calibri" w:eastAsia="Calibri" w:hAnsi="Calibri"/>
       <w:b/>
       <w:bCs/>
-      <w:color w:val="1D1D1B"/>
+      <w:color w:val="183A43"/>
       <w:sz w:val="23"/>
       <w:szCs w:val="23"/>
     </w:rPr>

--- a/word/Capsula_05_Crea_y_configura_una_tarea.docx
+++ b/word/Capsula_05_Crea_y_configura_una_tarea.docx
@@ -2213,87 +2213,21 @@
     </w:p>
     <w:p>
       <w:pPr>
-        <w:spacing w:after="240" w:before="0"/>
-      </w:pPr>
-    </w:p>
-    <w:tbl>
-      <w:tblPr>
-        <w:tblW w:type="dxa" w:w="10080"/>
-        <w:tblBorders>
-          <w:top w:val="none" w:color="FFFFFF" w:sz="0"/>
-          <w:left w:val="none" w:color="FFFFFF" w:sz="0"/>
-          <w:bottom w:val="none" w:color="FFFFFF" w:sz="0"/>
-          <w:right w:val="none" w:color="FFFFFF" w:sz="0"/>
-          <w:insideH w:val="none" w:color="FFFFFF" w:sz="0"/>
-          <w:insideV w:val="none" w:color="FFFFFF" w:sz="0"/>
-        </w:tblBorders>
-        <w:tblLayout w:type="fixed"/>
-      </w:tblPr>
-      <w:tblGrid>
-        <w:gridCol w:w="10080"/>
-      </w:tblGrid>
-      <w:tr>
-        <w:tc>
-          <w:tcPr>
-            <w:tcW w:type="dxa" w:w="10080"/>
-            <w:tcBorders>
-              <w:top w:val="none" w:color="FFFFFF" w:sz="0"/>
-              <w:left w:val="single" w:color="F37012" w:sz="24"/>
-              <w:bottom w:val="none" w:color="FFFFFF" w:sz="0"/>
-              <w:right w:val="none" w:color="FFFFFF" w:sz="0"/>
-            </w:tcBorders>
-            <w:shd w:fill="0D2227" w:color="auto" w:val="clear"/>
-            <w:tcMar>
-              <w:top w:type="dxa" w:w="240"/>
-              <w:left w:type="dxa" w:w="300"/>
-              <w:bottom w:type="dxa" w:w="240"/>
-              <w:right w:type="dxa" w:w="300"/>
-            </w:tcMar>
-          </w:tcPr>
-          <w:p>
-            <w:pPr>
-              <w:spacing w:after="60"/>
-            </w:pPr>
-            <w:r>
-              <w:rPr>
-                <w:rFonts w:ascii="Calibri" w:cs="Calibri" w:eastAsia="Calibri" w:hAnsi="Calibri"/>
-                <w:b/>
-                <w:bCs/>
-                <w:color w:val="FFAD79"/>
-                <w:sz w:val="24"/>
-                <w:szCs w:val="24"/>
-              </w:rPr>
-              <w:t xml:space="preserve">¿Necesitas acompañamiento?</w:t>
-            </w:r>
-          </w:p>
-          <w:p>
-            <w:pPr>
-              <w:spacing w:after="60"/>
-            </w:pPr>
-            <w:r>
-              <w:rPr>
-                <w:rFonts w:ascii="Calibri" w:cs="Calibri" w:eastAsia="Calibri" w:hAnsi="Calibri"/>
-                <w:color w:val="FFFFFF"/>
-                <w:sz w:val="21"/>
-                <w:szCs w:val="21"/>
-              </w:rPr>
-              <w:t xml:space="preserve">El equipo del CEA te ayuda a implementar esta cápsula en tu curso.</w:t>
-            </w:r>
-          </w:p>
-          <w:p>
-            <w:r>
-              <w:rPr>
-                <w:rFonts w:ascii="Calibri" w:cs="Calibri" w:eastAsia="Calibri" w:hAnsi="Calibri"/>
-                <w:color w:val="B4C4C6"/>
-                <w:sz w:val="18"/>
-                <w:szCs w:val="18"/>
-              </w:rPr>
-              <w:t xml:space="preserve">CEA · Centro de Innovación Pedagógica y Educación Digital — Universidad de San Buenaventura Cali</w:t>
-            </w:r>
-          </w:p>
-        </w:tc>
-      </w:tr>
-    </w:tbl>
+        <w:pBdr>
+          <w:top w:val="single" w:color="CAD6D0" w:sz="4" w:space="8"/>
+        </w:pBdr>
+        <w:spacing w:before="360"/>
+      </w:pPr>
+      <w:r>
+        <w:rPr>
+          <w:rFonts w:ascii="Calibri" w:cs="Calibri" w:eastAsia="Calibri" w:hAnsi="Calibri"/>
+          <w:color w:val="52656A"/>
+          <w:sz w:val="18"/>
+          <w:szCs w:val="18"/>
+        </w:rPr>
+        <w:t xml:space="preserve">CEA · Centro de Innovación Pedagógica y Educación Digital — Universidad de San Buenaventura Cali</w:t>
+      </w:r>
+    </w:p>
     <w:sectPr>
       <w:headerReference w:type="default" r:id="rId6"/>
       <w:footerReference w:type="default" r:id="rId7"/>

--- a/word/Capsula_05_Crea_y_configura_una_tarea.docx
+++ b/word/Capsula_05_Crea_y_configura_una_tarea.docx
@@ -253,7 +253,7 @@
                 <w:sz w:val="15"/>
                 <w:szCs w:val="15"/>
               </w:rPr>
-              <w:t xml:space="preserve">TIEMPO DE LECTURA</w:t>
+              <w:t xml:space="preserve">TIEMPO ESTIMADO</w:t>
             </w:r>
           </w:p>
           <w:p>
@@ -266,7 +266,7 @@
                 <w:sz w:val="20"/>
                 <w:szCs w:val="20"/>
               </w:rPr>
-              <w:t xml:space="preserve">25 min</w:t>
+              <w:t xml:space="preserve">25 min (lectura + práctica)</w:t>
             </w:r>
           </w:p>
         </w:tc>

--- a/word/Capsula_05_Crea_y_configura_una_tarea.docx
+++ b/word/Capsula_05_Crea_y_configura_una_tarea.docx
@@ -308,7 +308,7 @@
                 <w:sz w:val="20"/>
                 <w:szCs w:val="20"/>
               </w:rPr>
-              <w:t xml:space="preserve">Moodle 4.x</w:t>
+              <w:t xml:space="preserve">Moodle 4.5</w:t>
             </w:r>
           </w:p>
         </w:tc>
@@ -477,7 +477,7 @@
           <w:sz w:val="22"/>
           <w:szCs w:val="22"/>
         </w:rPr>
-        <w:t xml:space="preserve">En esta cápsula recorrerás, paso a paso, la configuración de una tarea en Moodle 4.x.</w:t>
+        <w:t xml:space="preserve">En esta cápsula recorrerás, paso a paso, la configuración de una tarea en Moodle 4.5.</w:t>
       </w:r>
     </w:p>
     <w:p>
@@ -642,7 +642,7 @@
           <w:sz w:val="22"/>
           <w:szCs w:val="22"/>
         </w:rPr>
-        <w:t xml:space="preserve">Activa el Modo de edición, ve a la sección deseada y haz clic en Añadir una actividad o un recurso › Tarea.</w:t>
+        <w:t xml:space="preserve">Activa el Modo de edición, ve a la sección deseada y haz clic en Añadir contenido › Actividad o recurso › Tarea.</w:t>
       </w:r>
     </w:p>
     <w:p>
@@ -1458,7 +1458,7 @@
           <w:sz w:val="22"/>
           <w:szCs w:val="22"/>
         </w:rPr>
-        <w:t xml:space="preserve">Opcional: Ocultar identidad de estudiantes (calificación anónima) o Usar flujo de trabajo de calificación para publicar todas las notas al mismo tiempo.</w:t>
+        <w:t xml:space="preserve">Opcional: Envíos anónimos (calificación anónima) o Usar workflow (flujo de trabajo) de calificaciones para publicar todas las notas al mismo tiempo.</w:t>
       </w:r>
     </w:p>
     <w:p>
@@ -1518,7 +1518,7 @@
           <w:sz w:val="22"/>
           <w:szCs w:val="22"/>
         </w:rPr>
-        <w:t xml:space="preserve">En Condiciones de finalización, elige por ejemplo Hacer una entrega o Recibir una calificación.</w:t>
+        <w:t xml:space="preserve">En Condiciones de finalización de actividad, elige por ejemplo Hacer una entrega o Recibir una calificación.</w:t>
       </w:r>
     </w:p>
     <w:p>
